--- a/FORMATO DE PLANIFICACIÓN_DIRDOC.docx
+++ b/FORMATO DE PLANIFICACIÓN_DIRDOC.docx
@@ -1,6 +1,6 @@
 
 <file path=word/document.xml><?xml version="1.0" encoding="utf-8"?>
-<w:document xmlns:wpc="http://schemas.microsoft.com/office/word/2010/wordprocessingCanvas" xmlns:cx="http://schemas.microsoft.com/office/drawing/2014/chartex" xmlns:cx1="http://schemas.microsoft.com/office/drawing/2015/9/8/chartex" xmlns:cx2="http://schemas.microsoft.com/office/drawing/2015/10/21/chartex" xmlns:cx3="http://schemas.microsoft.com/office/drawing/2016/5/9/chartex" xmlns:cx4="http://schemas.microsoft.com/office/drawing/2016/5/10/chartex" xmlns:cx5="http://schemas.microsoft.com/office/drawing/2016/5/11/chartex" xmlns:cx6="http://schemas.microsoft.com/office/drawing/2016/5/12/chartex" xmlns:cx7="http://schemas.microsoft.com/office/drawing/2016/5/13/chartex" xmlns:cx8="http://schemas.microsoft.com/office/drawing/2016/5/14/chartex" xmlns:mc="http://schemas.openxmlformats.org/markup-compatibility/2006" xmlns:aink="http://schemas.microsoft.com/office/drawing/2016/ink" xmlns:am3d="http://schemas.microsoft.com/office/drawing/2017/model3d" xmlns:o="urn:schemas-microsoft-com:office:office" xmlns:oel="http://schemas.microsoft.com/office/2019/extlst" xmlns:r="http://schemas.openxmlformats.org/officeDocument/2006/relationships" xmlns:m="http://schemas.openxmlformats.org/officeDocument/2006/math" xmlns:v="urn:schemas-microsoft-com:vml" xmlns:wp14="http://schemas.microsoft.com/office/word/2010/wordprocessingDrawing" xmlns:wp="http://schemas.openxmlformats.org/drawingml/2006/wordprocessingDrawing" xmlns:w10="urn:schemas-microsoft-com:office:word" xmlns:w="http://schemas.openxmlformats.org/wordprocessingml/2006/main" xmlns:w14="http://schemas.microsoft.com/office/word/2010/wordml" xmlns:w15="http://schemas.microsoft.com/office/word/2012/wordml" xmlns:w16cex="http://schemas.microsoft.com/office/word/2018/wordml/cex" xmlns:w16cid="http://schemas.microsoft.com/office/word/2016/wordml/cid" xmlns:w16="http://schemas.microsoft.com/office/word/2018/wordml" xmlns:w16du="http://schemas.microsoft.com/office/word/2023/wordml/word16du" xmlns:w16sdtdh="http://schemas.microsoft.com/office/word/2020/wordml/sdtdatahash" xmlns:w16sdtfl="http://schemas.microsoft.com/office/word/2024/wordml/sdtformatlock" xmlns:w16se="http://schemas.microsoft.com/office/word/2015/wordml/symex" xmlns:wpg="http://schemas.microsoft.com/office/word/2010/wordprocessingGroup" xmlns:wpi="http://schemas.microsoft.com/office/word/2010/wordprocessingInk" xmlns:wne="http://schemas.microsoft.com/office/word/2006/wordml" xmlns:wps="http://schemas.microsoft.com/office/word/2010/wordprocessingShape" mc:Ignorable="w14 w15 w16se w16cid w16 w16cex w16sdtdh w16sdtfl w16du wp14">
+<w:document xmlns:wpc="http://schemas.microsoft.com/office/word/2010/wordprocessingCanvas" xmlns:cx="http://schemas.microsoft.com/office/drawing/2014/chartex" xmlns:cx1="http://schemas.microsoft.com/office/drawing/2015/9/8/chartex" xmlns:cx2="http://schemas.microsoft.com/office/drawing/2015/10/21/chartex" xmlns:cx3="http://schemas.microsoft.com/office/drawing/2016/5/9/chartex" xmlns:cx4="http://schemas.microsoft.com/office/drawing/2016/5/10/chartex" xmlns:cx5="http://schemas.microsoft.com/office/drawing/2016/5/11/chartex" xmlns:cx6="http://schemas.microsoft.com/office/drawing/2016/5/12/chartex" xmlns:cx7="http://schemas.microsoft.com/office/drawing/2016/5/13/chartex" xmlns:cx8="http://schemas.microsoft.com/office/drawing/2016/5/14/chartex" xmlns:mc="http://schemas.openxmlformats.org/markup-compatibility/2006" xmlns:m="http://schemas.openxmlformats.org/officeDocument/2006/math" xmlns:aink="http://schemas.microsoft.com/office/drawing/2016/ink" xmlns:am3d="http://schemas.microsoft.com/office/drawing/2017/model3d" xmlns:oel="http://schemas.microsoft.com/office/2019/extlst" xmlns:r="http://schemas.openxmlformats.org/officeDocument/2006/relationships" xmlns:wp14="http://schemas.microsoft.com/office/word/2010/wordprocessingDrawing" xmlns:wp="http://schemas.openxmlformats.org/drawingml/2006/wordprocessingDrawing" xmlns:wpg="http://schemas.microsoft.com/office/word/2010/wordprocessingGroup" xmlns:wpi="http://schemas.microsoft.com/office/word/2010/wordprocessingInk" xmlns:wps="http://schemas.microsoft.com/office/word/2010/wordprocessingShape" xmlns:o="urn:schemas-microsoft-com:office:office" xmlns:v="urn:schemas-microsoft-com:vml" xmlns:w10="urn:schemas-microsoft-com:office:word" xmlns:w="http://schemas.openxmlformats.org/wordprocessingml/2006/main" xmlns:w14="http://schemas.microsoft.com/office/word/2010/wordml" xmlns:w15="http://schemas.microsoft.com/office/word/2012/wordml" xmlns:w16cex="http://schemas.microsoft.com/office/word/2018/wordml/cex" xmlns:w16cid="http://schemas.microsoft.com/office/word/2016/wordml/cid" xmlns:w16="http://schemas.microsoft.com/office/word/2018/wordml" xmlns:w16sdtdh="http://schemas.microsoft.com/office/word/2020/wordml/sdtdatahash" xmlns:w16sdtfl="http://schemas.microsoft.com/office/word/2024/wordml/sdtformatlock" xmlns:w16se="http://schemas.microsoft.com/office/word/2015/wordml/symex" xmlns:w16du="http://schemas.microsoft.com/office/word/2023/wordml/word16du" xmlns:wne="http://schemas.microsoft.com/office/word/2006/wordml" mc:Ignorable="w14 w15 w16se w16cid w16 w16cex w16sdtdh w16sdtfl w16du wp14">
   <w:body>
     <w:p>
       <w:pPr>
@@ -49,7 +49,7 @@
     <w:p/>
     <w:tbl>
       <w:tblPr>
-        <w:tblStyle w:val="TableGrid"/>
+        <w:tblStyle w:val="Tablaconcuadrcula"/>
         <w:tblW w:w="5000" w:type="pct"/>
         <w:tblLayout w:type="fixed"/>
         <w:tblLook w:val="04A0" w:firstRow="1" w:lastRow="0" w:firstColumn="1" w:lastColumn="0" w:noHBand="0" w:noVBand="1"/>
@@ -144,8 +144,18 @@
                 <w:sz w:val="24"/>
                 <w:szCs w:val="24"/>
               </w:rPr>
-              <w:t>Magister en Data Science</w:t>
-            </w:r>
+              <w:t xml:space="preserve">Magister en Data </w:t>
+            </w:r>
+            <w:proofErr w:type="spellStart"/>
+            <w:r>
+              <w:rPr>
+                <w:rFonts w:ascii="Times New Roman" w:eastAsia="Calibri" w:hAnsi="Times New Roman" w:cs="Times New Roman"/>
+                <w:sz w:val="24"/>
+                <w:szCs w:val="24"/>
+              </w:rPr>
+              <w:t>Science</w:t>
+            </w:r>
+            <w:proofErr w:type="spellEnd"/>
           </w:p>
         </w:tc>
       </w:tr>
@@ -442,7 +452,15 @@
                 <w:sz w:val="24"/>
                 <w:szCs w:val="24"/>
               </w:rPr>
-              <w:t>2025</w:t>
+              <w:t>202</w:t>
+            </w:r>
+            <w:r>
+              <w:rPr>
+                <w:rFonts w:ascii="Times New Roman" w:eastAsia="Calibri" w:hAnsi="Times New Roman" w:cs="Times New Roman"/>
+                <w:sz w:val="24"/>
+                <w:szCs w:val="24"/>
+              </w:rPr>
+              <w:t>6</w:t>
             </w:r>
           </w:p>
         </w:tc>
@@ -1512,7 +1530,103 @@
                 <w:rFonts w:ascii="Times New Roman" w:eastAsia="Calibri" w:hAnsi="Times New Roman" w:cs="Times New Roman"/>
                 <w:szCs w:val="24"/>
               </w:rPr>
-              <w:t>La actividad curricular Deep Learning tiene un carácter teórico/práctico y se ubica en el IV semestre y pertenece al área de formación disciplinar.  Entre los propósitos formativos de esta actividad curricular se encuentran conocer los fundamentos del Deep Learning, explicando su origen, relación y evolución respecto de las técnicas tradicionales de análisis de datos.  Se discutirán los diferentes tipos de algoritmos y tareas de aprendizaje como el aprendizaje profundo que permite aplicaciones inteligentes que antes eran imposibles, revolucionando el reconocimiento de imágenes y el procesamiento del lenguaje natural, e identificando patrones complejos en los datos y además se promueve que el estudiante logre desarrollar las habilidades de un analista de datos asociados al Deep learning.  Esta actividad curricular contribuye al logro del perfil de grado, a través de los resultados de aprendizaje que tiene como objetivo aplicar diferentes herramientas de Deep Learning a problemas reales para desarrollar estrategias tecnológicas para productos y servicios, sistemas de recomendación, entre otros.  Además, la Actividad curricular apunta al desarrollo de las subcompetencias que van en la línea de modelado de datos basado en Deep learning.</w:t>
+              <w:t xml:space="preserve">La actividad curricular Deep </w:t>
+            </w:r>
+            <w:proofErr w:type="spellStart"/>
+            <w:r>
+              <w:rPr>
+                <w:rFonts w:ascii="Times New Roman" w:eastAsia="Calibri" w:hAnsi="Times New Roman" w:cs="Times New Roman"/>
+                <w:szCs w:val="24"/>
+              </w:rPr>
+              <w:t>Learning</w:t>
+            </w:r>
+            <w:proofErr w:type="spellEnd"/>
+            <w:r>
+              <w:rPr>
+                <w:rFonts w:ascii="Times New Roman" w:eastAsia="Calibri" w:hAnsi="Times New Roman" w:cs="Times New Roman"/>
+                <w:szCs w:val="24"/>
+              </w:rPr>
+              <w:t xml:space="preserve"> tiene un carácter teórico/práctico y se ubica en el IV semestre y pertenece al área de formación disciplinar.  Entre los propósitos formativos de esta actividad curricular se encuentran conocer los fundamentos del Deep </w:t>
+            </w:r>
+            <w:proofErr w:type="spellStart"/>
+            <w:r>
+              <w:rPr>
+                <w:rFonts w:ascii="Times New Roman" w:eastAsia="Calibri" w:hAnsi="Times New Roman" w:cs="Times New Roman"/>
+                <w:szCs w:val="24"/>
+              </w:rPr>
+              <w:t>Learning</w:t>
+            </w:r>
+            <w:proofErr w:type="spellEnd"/>
+            <w:r>
+              <w:rPr>
+                <w:rFonts w:ascii="Times New Roman" w:eastAsia="Calibri" w:hAnsi="Times New Roman" w:cs="Times New Roman"/>
+                <w:szCs w:val="24"/>
+              </w:rPr>
+              <w:t xml:space="preserve">, explicando su origen, relación y evolución respecto de las técnicas tradicionales de análisis de datos.  Se discutirán los diferentes tipos de algoritmos y tareas de aprendizaje como el aprendizaje profundo que permite aplicaciones inteligentes que antes eran imposibles, revolucionando el reconocimiento de imágenes y el procesamiento del lenguaje natural, e identificando patrones complejos en los datos y además se promueve que el estudiante logre desarrollar las habilidades de un analista de datos asociados al Deep </w:t>
+            </w:r>
+            <w:proofErr w:type="spellStart"/>
+            <w:r>
+              <w:rPr>
+                <w:rFonts w:ascii="Times New Roman" w:eastAsia="Calibri" w:hAnsi="Times New Roman" w:cs="Times New Roman"/>
+                <w:szCs w:val="24"/>
+              </w:rPr>
+              <w:t>learning</w:t>
+            </w:r>
+            <w:proofErr w:type="spellEnd"/>
+            <w:r>
+              <w:rPr>
+                <w:rFonts w:ascii="Times New Roman" w:eastAsia="Calibri" w:hAnsi="Times New Roman" w:cs="Times New Roman"/>
+                <w:szCs w:val="24"/>
+              </w:rPr>
+              <w:t xml:space="preserve">.  Esta actividad curricular contribuye al logro del perfil de grado, a través de los resultados de aprendizaje que tiene como objetivo aplicar diferentes herramientas de Deep </w:t>
+            </w:r>
+            <w:proofErr w:type="spellStart"/>
+            <w:r>
+              <w:rPr>
+                <w:rFonts w:ascii="Times New Roman" w:eastAsia="Calibri" w:hAnsi="Times New Roman" w:cs="Times New Roman"/>
+                <w:szCs w:val="24"/>
+              </w:rPr>
+              <w:t>Learning</w:t>
+            </w:r>
+            <w:proofErr w:type="spellEnd"/>
+            <w:r>
+              <w:rPr>
+                <w:rFonts w:ascii="Times New Roman" w:eastAsia="Calibri" w:hAnsi="Times New Roman" w:cs="Times New Roman"/>
+                <w:szCs w:val="24"/>
+              </w:rPr>
+              <w:t xml:space="preserve"> a problemas reales para desarrollar estrategias tecnológicas para productos y servicios, sistemas de recomendación, entre otros.  Además, la Actividad curricular apunta al desarrollo de las </w:t>
+            </w:r>
+            <w:proofErr w:type="spellStart"/>
+            <w:r>
+              <w:rPr>
+                <w:rFonts w:ascii="Times New Roman" w:eastAsia="Calibri" w:hAnsi="Times New Roman" w:cs="Times New Roman"/>
+                <w:szCs w:val="24"/>
+              </w:rPr>
+              <w:t>subcompetencias</w:t>
+            </w:r>
+            <w:proofErr w:type="spellEnd"/>
+            <w:r>
+              <w:rPr>
+                <w:rFonts w:ascii="Times New Roman" w:eastAsia="Calibri" w:hAnsi="Times New Roman" w:cs="Times New Roman"/>
+                <w:szCs w:val="24"/>
+              </w:rPr>
+              <w:t xml:space="preserve"> que van en la línea de modelado de datos basado en Deep </w:t>
+            </w:r>
+            <w:proofErr w:type="spellStart"/>
+            <w:r>
+              <w:rPr>
+                <w:rFonts w:ascii="Times New Roman" w:eastAsia="Calibri" w:hAnsi="Times New Roman" w:cs="Times New Roman"/>
+                <w:szCs w:val="24"/>
+              </w:rPr>
+              <w:t>learning</w:t>
+            </w:r>
+            <w:proofErr w:type="spellEnd"/>
+            <w:r>
+              <w:rPr>
+                <w:rFonts w:ascii="Times New Roman" w:eastAsia="Calibri" w:hAnsi="Times New Roman" w:cs="Times New Roman"/>
+                <w:szCs w:val="24"/>
+              </w:rPr>
+              <w:t>.</w:t>
             </w:r>
           </w:p>
           <w:p>
@@ -1739,7 +1853,23 @@
                 <w:rFonts w:ascii="Times New Roman" w:eastAsia="Calibri" w:hAnsi="Times New Roman" w:cs="Times New Roman"/>
                 <w:szCs w:val="24"/>
               </w:rPr>
-              <w:t>Resolver problemas de distintas disciplinas, basados en datos utilizando modelos estadísticos y/o de machine learning, mediante la aplicación de saberes teóricos, prácticos y computacionales de la ciencia de los datos, para la toma de decisiones estratégicas en diversos contextos económicos y sociales.</w:t>
+              <w:t xml:space="preserve">Resolver problemas de distintas disciplinas, basados en datos utilizando modelos estadísticos y/o de machine </w:t>
+            </w:r>
+            <w:proofErr w:type="spellStart"/>
+            <w:r>
+              <w:rPr>
+                <w:rFonts w:ascii="Times New Roman" w:eastAsia="Calibri" w:hAnsi="Times New Roman" w:cs="Times New Roman"/>
+                <w:szCs w:val="24"/>
+              </w:rPr>
+              <w:t>learning</w:t>
+            </w:r>
+            <w:proofErr w:type="spellEnd"/>
+            <w:r>
+              <w:rPr>
+                <w:rFonts w:ascii="Times New Roman" w:eastAsia="Calibri" w:hAnsi="Times New Roman" w:cs="Times New Roman"/>
+                <w:szCs w:val="24"/>
+              </w:rPr>
+              <w:t>, mediante la aplicación de saberes teóricos, prácticos y computacionales de la ciencia de los datos, para la toma de decisiones estratégicas en diversos contextos económicos y sociales.</w:t>
             </w:r>
           </w:p>
         </w:tc>
@@ -1761,7 +1891,23 @@
                 <w:rFonts w:ascii="Times New Roman" w:eastAsia="Calibri" w:hAnsi="Times New Roman" w:cs="Times New Roman"/>
                 <w:szCs w:val="24"/>
               </w:rPr>
-              <w:t>Implementar un modelo estadístico y de machine learning orientado a la toma de decisiones en diversos contextos económicos y sociales.</w:t>
+              <w:t xml:space="preserve">Implementar un modelo estadístico y de machine </w:t>
+            </w:r>
+            <w:proofErr w:type="spellStart"/>
+            <w:r>
+              <w:rPr>
+                <w:rFonts w:ascii="Times New Roman" w:eastAsia="Calibri" w:hAnsi="Times New Roman" w:cs="Times New Roman"/>
+                <w:szCs w:val="24"/>
+              </w:rPr>
+              <w:t>learning</w:t>
+            </w:r>
+            <w:proofErr w:type="spellEnd"/>
+            <w:r>
+              <w:rPr>
+                <w:rFonts w:ascii="Times New Roman" w:eastAsia="Calibri" w:hAnsi="Times New Roman" w:cs="Times New Roman"/>
+                <w:szCs w:val="24"/>
+              </w:rPr>
+              <w:t xml:space="preserve"> orientado a la toma de decisiones en diversos contextos económicos y sociales.</w:t>
             </w:r>
           </w:p>
         </w:tc>
@@ -2038,7 +2184,25 @@
                 <w:sz w:val="24"/>
                 <w:szCs w:val="24"/>
               </w:rPr>
-              <w:t>1.-  Explicar la importancia del Deep Learning y posibles aplicaciones en la industria nacional mediante la aplicación de tecnologías de la información.</w:t>
+              <w:t xml:space="preserve">1.-  Explicar la importancia del Deep </w:t>
+            </w:r>
+            <w:proofErr w:type="spellStart"/>
+            <w:r>
+              <w:rPr>
+                <w:rFonts w:ascii="Times New Roman" w:eastAsia="Calibri" w:hAnsi="Times New Roman" w:cs="Times New Roman"/>
+                <w:sz w:val="24"/>
+                <w:szCs w:val="24"/>
+              </w:rPr>
+              <w:t>Learning</w:t>
+            </w:r>
+            <w:proofErr w:type="spellEnd"/>
+            <w:r>
+              <w:rPr>
+                <w:rFonts w:ascii="Times New Roman" w:eastAsia="Calibri" w:hAnsi="Times New Roman" w:cs="Times New Roman"/>
+                <w:sz w:val="24"/>
+                <w:szCs w:val="24"/>
+              </w:rPr>
+              <w:t xml:space="preserve"> y posibles aplicaciones en la industria nacional mediante la aplicación de tecnologías de la información.</w:t>
             </w:r>
           </w:p>
         </w:tc>
@@ -2476,13 +2640,10 @@
                 <w:sz w:val="24"/>
                 <w:szCs w:val="24"/>
               </w:rPr>
-              <w:t>Fundamentos del Deep Learning</w:t>
-            </w:r>
-          </w:p>
-          <w:p>
-            <w:pPr>
-              <w:spacing w:after="0" w:line="240" w:lineRule="auto"/>
-              <w:jc w:val="both"/>
+              <w:t xml:space="preserve">Fundamentos del Deep </w:t>
+            </w:r>
+            <w:proofErr w:type="spellStart"/>
+            <w:r>
               <w:rPr>
                 <w:rFonts w:ascii="Times New Roman" w:eastAsia="Calibri" w:hAnsi="Times New Roman" w:cs="Times New Roman"/>
                 <w:b/>
@@ -2490,6 +2651,21 @@
                 <w:sz w:val="24"/>
                 <w:szCs w:val="24"/>
               </w:rPr>
+              <w:t>Learning</w:t>
+            </w:r>
+            <w:proofErr w:type="spellEnd"/>
+          </w:p>
+          <w:p>
+            <w:pPr>
+              <w:spacing w:after="0" w:line="240" w:lineRule="auto"/>
+              <w:jc w:val="both"/>
+              <w:rPr>
+                <w:rFonts w:ascii="Times New Roman" w:eastAsia="Calibri" w:hAnsi="Times New Roman" w:cs="Times New Roman"/>
+                <w:b/>
+                <w:bCs/>
+                <w:sz w:val="24"/>
+                <w:szCs w:val="24"/>
+              </w:rPr>
             </w:pPr>
           </w:p>
           <w:p>
@@ -2538,27 +2714,111 @@
                 <w:sz w:val="24"/>
                 <w:szCs w:val="24"/>
               </w:rPr>
-              <w:t>Antes de comenzar: los componentes básicos de las redes neuronales: perceptron, input, hidden y output layers</w:t>
-            </w:r>
-          </w:p>
-          <w:p>
-            <w:pPr>
-              <w:spacing w:after="0" w:line="240" w:lineRule="auto"/>
-              <w:jc w:val="both"/>
-              <w:rPr>
-                <w:rFonts w:ascii="Times New Roman" w:eastAsia="Calibri" w:hAnsi="Times New Roman" w:cs="Times New Roman"/>
-                <w:sz w:val="24"/>
-                <w:szCs w:val="24"/>
-              </w:rPr>
-            </w:pPr>
-            <w:r>
-              <w:rPr>
-                <w:rFonts w:ascii="Times New Roman" w:eastAsia="Calibri" w:hAnsi="Times New Roman" w:cs="Times New Roman"/>
-                <w:sz w:val="24"/>
-                <w:szCs w:val="24"/>
-              </w:rPr>
-              <w:t>Cost, Loss y Activation functions</w:t>
-            </w:r>
+              <w:t xml:space="preserve">Antes de comenzar: los componentes básicos de las redes neuronales: </w:t>
+            </w:r>
+            <w:proofErr w:type="spellStart"/>
+            <w:r>
+              <w:rPr>
+                <w:rFonts w:ascii="Times New Roman" w:eastAsia="Calibri" w:hAnsi="Times New Roman" w:cs="Times New Roman"/>
+                <w:sz w:val="24"/>
+                <w:szCs w:val="24"/>
+              </w:rPr>
+              <w:t>perceptron</w:t>
+            </w:r>
+            <w:proofErr w:type="spellEnd"/>
+            <w:r>
+              <w:rPr>
+                <w:rFonts w:ascii="Times New Roman" w:eastAsia="Calibri" w:hAnsi="Times New Roman" w:cs="Times New Roman"/>
+                <w:sz w:val="24"/>
+                <w:szCs w:val="24"/>
+              </w:rPr>
+              <w:t xml:space="preserve">, input, </w:t>
+            </w:r>
+            <w:proofErr w:type="spellStart"/>
+            <w:r>
+              <w:rPr>
+                <w:rFonts w:ascii="Times New Roman" w:eastAsia="Calibri" w:hAnsi="Times New Roman" w:cs="Times New Roman"/>
+                <w:sz w:val="24"/>
+                <w:szCs w:val="24"/>
+              </w:rPr>
+              <w:t>hidden</w:t>
+            </w:r>
+            <w:proofErr w:type="spellEnd"/>
+            <w:r>
+              <w:rPr>
+                <w:rFonts w:ascii="Times New Roman" w:eastAsia="Calibri" w:hAnsi="Times New Roman" w:cs="Times New Roman"/>
+                <w:sz w:val="24"/>
+                <w:szCs w:val="24"/>
+              </w:rPr>
+              <w:t xml:space="preserve"> y output </w:t>
+            </w:r>
+            <w:proofErr w:type="spellStart"/>
+            <w:r>
+              <w:rPr>
+                <w:rFonts w:ascii="Times New Roman" w:eastAsia="Calibri" w:hAnsi="Times New Roman" w:cs="Times New Roman"/>
+                <w:sz w:val="24"/>
+                <w:szCs w:val="24"/>
+              </w:rPr>
+              <w:t>layers</w:t>
+            </w:r>
+            <w:proofErr w:type="spellEnd"/>
+          </w:p>
+          <w:p>
+            <w:pPr>
+              <w:spacing w:after="0" w:line="240" w:lineRule="auto"/>
+              <w:jc w:val="both"/>
+              <w:rPr>
+                <w:rFonts w:ascii="Times New Roman" w:eastAsia="Calibri" w:hAnsi="Times New Roman" w:cs="Times New Roman"/>
+                <w:sz w:val="24"/>
+                <w:szCs w:val="24"/>
+              </w:rPr>
+            </w:pPr>
+            <w:proofErr w:type="spellStart"/>
+            <w:r>
+              <w:rPr>
+                <w:rFonts w:ascii="Times New Roman" w:eastAsia="Calibri" w:hAnsi="Times New Roman" w:cs="Times New Roman"/>
+                <w:sz w:val="24"/>
+                <w:szCs w:val="24"/>
+              </w:rPr>
+              <w:t>Cost</w:t>
+            </w:r>
+            <w:proofErr w:type="spellEnd"/>
+            <w:r>
+              <w:rPr>
+                <w:rFonts w:ascii="Times New Roman" w:eastAsia="Calibri" w:hAnsi="Times New Roman" w:cs="Times New Roman"/>
+                <w:sz w:val="24"/>
+                <w:szCs w:val="24"/>
+              </w:rPr>
+              <w:t xml:space="preserve">, Loss y </w:t>
+            </w:r>
+            <w:proofErr w:type="spellStart"/>
+            <w:r>
+              <w:rPr>
+                <w:rFonts w:ascii="Times New Roman" w:eastAsia="Calibri" w:hAnsi="Times New Roman" w:cs="Times New Roman"/>
+                <w:sz w:val="24"/>
+                <w:szCs w:val="24"/>
+              </w:rPr>
+              <w:t>Activation</w:t>
+            </w:r>
+            <w:proofErr w:type="spellEnd"/>
+            <w:r>
+              <w:rPr>
+                <w:rFonts w:ascii="Times New Roman" w:eastAsia="Calibri" w:hAnsi="Times New Roman" w:cs="Times New Roman"/>
+                <w:sz w:val="24"/>
+                <w:szCs w:val="24"/>
+              </w:rPr>
+              <w:t xml:space="preserve"> </w:t>
+            </w:r>
+            <w:proofErr w:type="spellStart"/>
+            <w:r>
+              <w:rPr>
+                <w:rFonts w:ascii="Times New Roman" w:eastAsia="Calibri" w:hAnsi="Times New Roman" w:cs="Times New Roman"/>
+                <w:sz w:val="24"/>
+                <w:szCs w:val="24"/>
+              </w:rPr>
+              <w:t>functions</w:t>
+            </w:r>
+            <w:proofErr w:type="spellEnd"/>
           </w:p>
           <w:p>
             <w:pPr>
@@ -2659,8 +2919,18 @@
                 <w:sz w:val="24"/>
                 <w:szCs w:val="24"/>
               </w:rPr>
-              <w:t>- Clase expositiva Redes Neuronales de Capa Unica</w:t>
-            </w:r>
+              <w:t xml:space="preserve">- Clase expositiva Redes Neuronales de Capa </w:t>
+            </w:r>
+            <w:proofErr w:type="spellStart"/>
+            <w:r>
+              <w:rPr>
+                <w:rFonts w:ascii="Times New Roman" w:eastAsia="Calibri" w:hAnsi="Times New Roman" w:cs="Times New Roman"/>
+                <w:sz w:val="24"/>
+                <w:szCs w:val="24"/>
+              </w:rPr>
+              <w:t>Unica</w:t>
+            </w:r>
+            <w:proofErr w:type="spellEnd"/>
           </w:p>
           <w:p>
             <w:pPr>
@@ -2914,7 +3184,43 @@
                 <w:sz w:val="24"/>
                 <w:szCs w:val="24"/>
               </w:rPr>
-              <w:t>- Aplica criterios de deep learning que permitan una mayor comprensión del problema.</w:t>
+              <w:t xml:space="preserve">- Aplica criterios de </w:t>
+            </w:r>
+            <w:proofErr w:type="spellStart"/>
+            <w:r>
+              <w:rPr>
+                <w:rFonts w:ascii="Times New Roman" w:eastAsia="Calibri" w:hAnsi="Times New Roman" w:cs="Times New Roman"/>
+                <w:sz w:val="24"/>
+                <w:szCs w:val="24"/>
+              </w:rPr>
+              <w:t>deep</w:t>
+            </w:r>
+            <w:proofErr w:type="spellEnd"/>
+            <w:r>
+              <w:rPr>
+                <w:rFonts w:ascii="Times New Roman" w:eastAsia="Calibri" w:hAnsi="Times New Roman" w:cs="Times New Roman"/>
+                <w:sz w:val="24"/>
+                <w:szCs w:val="24"/>
+              </w:rPr>
+              <w:t xml:space="preserve"> </w:t>
+            </w:r>
+            <w:proofErr w:type="spellStart"/>
+            <w:r>
+              <w:rPr>
+                <w:rFonts w:ascii="Times New Roman" w:eastAsia="Calibri" w:hAnsi="Times New Roman" w:cs="Times New Roman"/>
+                <w:sz w:val="24"/>
+                <w:szCs w:val="24"/>
+              </w:rPr>
+              <w:t>learning</w:t>
+            </w:r>
+            <w:proofErr w:type="spellEnd"/>
+            <w:r>
+              <w:rPr>
+                <w:rFonts w:ascii="Times New Roman" w:eastAsia="Calibri" w:hAnsi="Times New Roman" w:cs="Times New Roman"/>
+                <w:sz w:val="24"/>
+                <w:szCs w:val="24"/>
+              </w:rPr>
+              <w:t xml:space="preserve"> que permitan una mayor comprensión del problema.</w:t>
             </w:r>
           </w:p>
           <w:p>
@@ -3070,6 +3376,7 @@
                 <w:lang w:val="en-US"/>
               </w:rPr>
             </w:pPr>
+            <w:proofErr w:type="spellStart"/>
             <w:r>
               <w:rPr>
                 <w:rFonts w:ascii="Times New Roman" w:eastAsia="Calibri" w:hAnsi="Times New Roman" w:cs="Times New Roman"/>
@@ -3078,7 +3385,37 @@
                 <w:lang w:val="en-US"/>
               </w:rPr>
               <w:lastRenderedPageBreak/>
-              <w:t>Scardapane, S. (2024). Alice's Adventures in a Differentiable Wonderland--Volume I, A Tour of the Land. arXiv preprint arXiv:2404.17625.</w:t>
+              <w:t>Scardapane</w:t>
+            </w:r>
+            <w:proofErr w:type="spellEnd"/>
+            <w:r>
+              <w:rPr>
+                <w:rFonts w:ascii="Times New Roman" w:eastAsia="Calibri" w:hAnsi="Times New Roman" w:cs="Times New Roman"/>
+                <w:sz w:val="24"/>
+                <w:szCs w:val="24"/>
+                <w:lang w:val="en-US"/>
+              </w:rPr>
+              <w:t xml:space="preserve">, S. (2024). Alice's Adventures in a Differentiable Wonderland--Volume I, A Tour of the Land. </w:t>
+            </w:r>
+            <w:proofErr w:type="spellStart"/>
+            <w:r>
+              <w:rPr>
+                <w:rFonts w:ascii="Times New Roman" w:eastAsia="Calibri" w:hAnsi="Times New Roman" w:cs="Times New Roman"/>
+                <w:sz w:val="24"/>
+                <w:szCs w:val="24"/>
+                <w:lang w:val="en-US"/>
+              </w:rPr>
+              <w:t>arXiv</w:t>
+            </w:r>
+            <w:proofErr w:type="spellEnd"/>
+            <w:r>
+              <w:rPr>
+                <w:rFonts w:ascii="Times New Roman" w:eastAsia="Calibri" w:hAnsi="Times New Roman" w:cs="Times New Roman"/>
+                <w:sz w:val="24"/>
+                <w:szCs w:val="24"/>
+                <w:lang w:val="en-US"/>
+              </w:rPr>
+              <w:t xml:space="preserve"> preprint arXiv:2404.17625.</w:t>
             </w:r>
           </w:p>
         </w:tc>
@@ -3181,7 +3518,25 @@
                 <w:sz w:val="24"/>
                 <w:szCs w:val="24"/>
               </w:rPr>
-              <w:t>2.-  Aplicar diferentes herramientas de Deep Learning a problemas de índole organizacional, mediante el uso de estrategias tecnológicas y técnicas de análisis basados en el procesamiento de datos, comunicando sus resultados de manera oral y escrita en español e inglés básico.</w:t>
+              <w:t xml:space="preserve">2.-  Aplicar diferentes herramientas de Deep </w:t>
+            </w:r>
+            <w:proofErr w:type="spellStart"/>
+            <w:r>
+              <w:rPr>
+                <w:rFonts w:ascii="Times New Roman" w:eastAsia="Calibri" w:hAnsi="Times New Roman" w:cs="Times New Roman"/>
+                <w:sz w:val="24"/>
+                <w:szCs w:val="24"/>
+              </w:rPr>
+              <w:t>Learning</w:t>
+            </w:r>
+            <w:proofErr w:type="spellEnd"/>
+            <w:r>
+              <w:rPr>
+                <w:rFonts w:ascii="Times New Roman" w:eastAsia="Calibri" w:hAnsi="Times New Roman" w:cs="Times New Roman"/>
+                <w:sz w:val="24"/>
+                <w:szCs w:val="24"/>
+              </w:rPr>
+              <w:t xml:space="preserve"> a problemas de índole organizacional, mediante el uso de estrategias tecnológicas y técnicas de análisis basados en el procesamiento de datos, comunicando sus resultados de manera oral y escrita en español e inglés básico.</w:t>
             </w:r>
           </w:p>
         </w:tc>
@@ -3621,38 +3976,70 @@
                 <w:sz w:val="24"/>
                 <w:szCs w:val="24"/>
               </w:rPr>
-              <w:t>Deep Learning para Vision Computacional</w:t>
-            </w:r>
-          </w:p>
-          <w:p>
-            <w:pPr>
-              <w:spacing w:after="0" w:line="240" w:lineRule="auto"/>
-              <w:jc w:val="both"/>
-              <w:rPr>
-                <w:rFonts w:ascii="Times New Roman" w:eastAsia="Calibri" w:hAnsi="Times New Roman" w:cs="Times New Roman"/>
-                <w:sz w:val="24"/>
-                <w:szCs w:val="24"/>
-              </w:rPr>
-            </w:pPr>
-          </w:p>
-          <w:p>
-            <w:pPr>
-              <w:spacing w:after="0" w:line="240" w:lineRule="auto"/>
-              <w:jc w:val="both"/>
-              <w:rPr>
-                <w:rFonts w:ascii="Times New Roman" w:eastAsia="Calibri" w:hAnsi="Times New Roman" w:cs="Times New Roman"/>
-                <w:sz w:val="24"/>
-                <w:szCs w:val="24"/>
-              </w:rPr>
-            </w:pPr>
-            <w:r>
-              <w:rPr>
-                <w:rFonts w:ascii="Times New Roman" w:eastAsia="Calibri" w:hAnsi="Times New Roman" w:cs="Times New Roman"/>
-                <w:sz w:val="24"/>
-                <w:szCs w:val="24"/>
-              </w:rPr>
-              <w:t>Funcionamiento de las redes neuronales: forward y back propagation</w:t>
-            </w:r>
+              <w:t xml:space="preserve">Deep </w:t>
+            </w:r>
+            <w:proofErr w:type="spellStart"/>
+            <w:r>
+              <w:rPr>
+                <w:rFonts w:ascii="Times New Roman" w:eastAsia="Calibri" w:hAnsi="Times New Roman" w:cs="Times New Roman"/>
+                <w:b/>
+                <w:bCs/>
+                <w:sz w:val="24"/>
+                <w:szCs w:val="24"/>
+              </w:rPr>
+              <w:t>Learning</w:t>
+            </w:r>
+            <w:proofErr w:type="spellEnd"/>
+            <w:r>
+              <w:rPr>
+                <w:rFonts w:ascii="Times New Roman" w:eastAsia="Calibri" w:hAnsi="Times New Roman" w:cs="Times New Roman"/>
+                <w:b/>
+                <w:bCs/>
+                <w:sz w:val="24"/>
+                <w:szCs w:val="24"/>
+              </w:rPr>
+              <w:t xml:space="preserve"> para Vision Computacional</w:t>
+            </w:r>
+          </w:p>
+          <w:p>
+            <w:pPr>
+              <w:spacing w:after="0" w:line="240" w:lineRule="auto"/>
+              <w:jc w:val="both"/>
+              <w:rPr>
+                <w:rFonts w:ascii="Times New Roman" w:eastAsia="Calibri" w:hAnsi="Times New Roman" w:cs="Times New Roman"/>
+                <w:sz w:val="24"/>
+                <w:szCs w:val="24"/>
+              </w:rPr>
+            </w:pPr>
+          </w:p>
+          <w:p>
+            <w:pPr>
+              <w:spacing w:after="0" w:line="240" w:lineRule="auto"/>
+              <w:jc w:val="both"/>
+              <w:rPr>
+                <w:rFonts w:ascii="Times New Roman" w:eastAsia="Calibri" w:hAnsi="Times New Roman" w:cs="Times New Roman"/>
+                <w:sz w:val="24"/>
+                <w:szCs w:val="24"/>
+              </w:rPr>
+            </w:pPr>
+            <w:r>
+              <w:rPr>
+                <w:rFonts w:ascii="Times New Roman" w:eastAsia="Calibri" w:hAnsi="Times New Roman" w:cs="Times New Roman"/>
+                <w:sz w:val="24"/>
+                <w:szCs w:val="24"/>
+              </w:rPr>
+              <w:t xml:space="preserve">Funcionamiento de las redes neuronales: forward y back </w:t>
+            </w:r>
+            <w:proofErr w:type="spellStart"/>
+            <w:r>
+              <w:rPr>
+                <w:rFonts w:ascii="Times New Roman" w:eastAsia="Calibri" w:hAnsi="Times New Roman" w:cs="Times New Roman"/>
+                <w:sz w:val="24"/>
+                <w:szCs w:val="24"/>
+              </w:rPr>
+              <w:t>propagation</w:t>
+            </w:r>
+            <w:proofErr w:type="spellEnd"/>
           </w:p>
           <w:p>
             <w:pPr>
@@ -3689,26 +4076,72 @@
                 <w:sz w:val="24"/>
                 <w:szCs w:val="24"/>
               </w:rPr>
-              <w:t>Ejemplos de aplicación para regresion y predicción</w:t>
-            </w:r>
-          </w:p>
-          <w:p>
-            <w:pPr>
-              <w:spacing w:after="0" w:line="240" w:lineRule="auto"/>
-              <w:jc w:val="both"/>
-              <w:rPr>
-                <w:rFonts w:ascii="Times New Roman" w:eastAsia="Calibri" w:hAnsi="Times New Roman" w:cs="Times New Roman"/>
-                <w:sz w:val="24"/>
-                <w:szCs w:val="24"/>
-              </w:rPr>
-            </w:pPr>
-            <w:r>
-              <w:rPr>
-                <w:rFonts w:ascii="Times New Roman" w:eastAsia="Calibri" w:hAnsi="Times New Roman" w:cs="Times New Roman"/>
-                <w:sz w:val="24"/>
-                <w:szCs w:val="24"/>
-              </w:rPr>
-              <w:t xml:space="preserve">Multiclass prediction mediante redes </w:t>
+              <w:t xml:space="preserve">Ejemplos de aplicación para </w:t>
+            </w:r>
+            <w:proofErr w:type="spellStart"/>
+            <w:r>
+              <w:rPr>
+                <w:rFonts w:ascii="Times New Roman" w:eastAsia="Calibri" w:hAnsi="Times New Roman" w:cs="Times New Roman"/>
+                <w:sz w:val="24"/>
+                <w:szCs w:val="24"/>
+              </w:rPr>
+              <w:t>regresion</w:t>
+            </w:r>
+            <w:proofErr w:type="spellEnd"/>
+            <w:r>
+              <w:rPr>
+                <w:rFonts w:ascii="Times New Roman" w:eastAsia="Calibri" w:hAnsi="Times New Roman" w:cs="Times New Roman"/>
+                <w:sz w:val="24"/>
+                <w:szCs w:val="24"/>
+              </w:rPr>
+              <w:t xml:space="preserve"> y predicción</w:t>
+            </w:r>
+          </w:p>
+          <w:p>
+            <w:pPr>
+              <w:spacing w:after="0" w:line="240" w:lineRule="auto"/>
+              <w:jc w:val="both"/>
+              <w:rPr>
+                <w:rFonts w:ascii="Times New Roman" w:eastAsia="Calibri" w:hAnsi="Times New Roman" w:cs="Times New Roman"/>
+                <w:sz w:val="24"/>
+                <w:szCs w:val="24"/>
+              </w:rPr>
+            </w:pPr>
+            <w:proofErr w:type="spellStart"/>
+            <w:r>
+              <w:rPr>
+                <w:rFonts w:ascii="Times New Roman" w:eastAsia="Calibri" w:hAnsi="Times New Roman" w:cs="Times New Roman"/>
+                <w:sz w:val="24"/>
+                <w:szCs w:val="24"/>
+              </w:rPr>
+              <w:t>Multiclass</w:t>
+            </w:r>
+            <w:proofErr w:type="spellEnd"/>
+            <w:r>
+              <w:rPr>
+                <w:rFonts w:ascii="Times New Roman" w:eastAsia="Calibri" w:hAnsi="Times New Roman" w:cs="Times New Roman"/>
+                <w:sz w:val="24"/>
+                <w:szCs w:val="24"/>
+              </w:rPr>
+              <w:t xml:space="preserve"> </w:t>
+            </w:r>
+            <w:proofErr w:type="spellStart"/>
+            <w:r>
+              <w:rPr>
+                <w:rFonts w:ascii="Times New Roman" w:eastAsia="Calibri" w:hAnsi="Times New Roman" w:cs="Times New Roman"/>
+                <w:sz w:val="24"/>
+                <w:szCs w:val="24"/>
+              </w:rPr>
+              <w:t>prediction</w:t>
+            </w:r>
+            <w:proofErr w:type="spellEnd"/>
+            <w:r>
+              <w:rPr>
+                <w:rFonts w:ascii="Times New Roman" w:eastAsia="Calibri" w:hAnsi="Times New Roman" w:cs="Times New Roman"/>
+                <w:sz w:val="24"/>
+                <w:szCs w:val="24"/>
+              </w:rPr>
+              <w:t xml:space="preserve"> mediante redes </w:t>
             </w:r>
             <w:r>
               <w:rPr>
@@ -3890,7 +4323,25 @@
                 <w:sz w:val="24"/>
                 <w:szCs w:val="24"/>
               </w:rPr>
-              <w:t>-Clase GAN, AutoEncoders VAE</w:t>
+              <w:t xml:space="preserve">-Clase GAN, </w:t>
+            </w:r>
+            <w:proofErr w:type="spellStart"/>
+            <w:r>
+              <w:rPr>
+                <w:rFonts w:ascii="Times New Roman" w:eastAsia="Calibri" w:hAnsi="Times New Roman" w:cs="Times New Roman"/>
+                <w:sz w:val="24"/>
+                <w:szCs w:val="24"/>
+              </w:rPr>
+              <w:t>AutoEncoders</w:t>
+            </w:r>
+            <w:proofErr w:type="spellEnd"/>
+            <w:r>
+              <w:rPr>
+                <w:rFonts w:ascii="Times New Roman" w:eastAsia="Calibri" w:hAnsi="Times New Roman" w:cs="Times New Roman"/>
+                <w:sz w:val="24"/>
+                <w:szCs w:val="24"/>
+              </w:rPr>
+              <w:t xml:space="preserve"> VAE</w:t>
             </w:r>
             <w:r>
               <w:rPr>
@@ -3907,7 +4358,25 @@
                 <w:szCs w:val="24"/>
               </w:rPr>
               <w:lastRenderedPageBreak/>
-              <w:t>-Laboratorio GAN, AutoEncoders VAE</w:t>
+              <w:t xml:space="preserve">-Laboratorio GAN, </w:t>
+            </w:r>
+            <w:proofErr w:type="spellStart"/>
+            <w:r>
+              <w:rPr>
+                <w:rFonts w:ascii="Times New Roman" w:eastAsia="Calibri" w:hAnsi="Times New Roman" w:cs="Times New Roman"/>
+                <w:sz w:val="24"/>
+                <w:szCs w:val="24"/>
+              </w:rPr>
+              <w:t>AutoEncoders</w:t>
+            </w:r>
+            <w:proofErr w:type="spellEnd"/>
+            <w:r>
+              <w:rPr>
+                <w:rFonts w:ascii="Times New Roman" w:eastAsia="Calibri" w:hAnsi="Times New Roman" w:cs="Times New Roman"/>
+                <w:sz w:val="24"/>
+                <w:szCs w:val="24"/>
+              </w:rPr>
+              <w:t xml:space="preserve"> VAE</w:t>
             </w:r>
             <w:r>
               <w:rPr>
@@ -3978,26 +4447,62 @@
                 <w:sz w:val="24"/>
                 <w:szCs w:val="24"/>
               </w:rPr>
-              <w:t>- Determina problemas reales pertinentes de ser solucionados con estrategias de Deep Learning.</w:t>
-            </w:r>
-          </w:p>
-          <w:p>
-            <w:pPr>
-              <w:spacing w:after="0" w:line="240" w:lineRule="auto"/>
-              <w:jc w:val="both"/>
-              <w:rPr>
-                <w:rFonts w:ascii="Times New Roman" w:eastAsia="Calibri" w:hAnsi="Times New Roman" w:cs="Times New Roman"/>
-                <w:sz w:val="24"/>
-                <w:szCs w:val="24"/>
-              </w:rPr>
-            </w:pPr>
-            <w:r>
-              <w:rPr>
-                <w:rFonts w:ascii="Times New Roman" w:eastAsia="Calibri" w:hAnsi="Times New Roman" w:cs="Times New Roman"/>
-                <w:sz w:val="24"/>
-                <w:szCs w:val="24"/>
-              </w:rPr>
-              <w:t>- Emplea herramientas y prácticas de Deep Learning, de acuerdo a las características de los problemas seleccionados.</w:t>
+              <w:t xml:space="preserve">- Determina problemas reales pertinentes de ser solucionados con estrategias de Deep </w:t>
+            </w:r>
+            <w:proofErr w:type="spellStart"/>
+            <w:r>
+              <w:rPr>
+                <w:rFonts w:ascii="Times New Roman" w:eastAsia="Calibri" w:hAnsi="Times New Roman" w:cs="Times New Roman"/>
+                <w:sz w:val="24"/>
+                <w:szCs w:val="24"/>
+              </w:rPr>
+              <w:t>Learning</w:t>
+            </w:r>
+            <w:proofErr w:type="spellEnd"/>
+            <w:r>
+              <w:rPr>
+                <w:rFonts w:ascii="Times New Roman" w:eastAsia="Calibri" w:hAnsi="Times New Roman" w:cs="Times New Roman"/>
+                <w:sz w:val="24"/>
+                <w:szCs w:val="24"/>
+              </w:rPr>
+              <w:t>.</w:t>
+            </w:r>
+          </w:p>
+          <w:p>
+            <w:pPr>
+              <w:spacing w:after="0" w:line="240" w:lineRule="auto"/>
+              <w:jc w:val="both"/>
+              <w:rPr>
+                <w:rFonts w:ascii="Times New Roman" w:eastAsia="Calibri" w:hAnsi="Times New Roman" w:cs="Times New Roman"/>
+                <w:sz w:val="24"/>
+                <w:szCs w:val="24"/>
+              </w:rPr>
+            </w:pPr>
+            <w:r>
+              <w:rPr>
+                <w:rFonts w:ascii="Times New Roman" w:eastAsia="Calibri" w:hAnsi="Times New Roman" w:cs="Times New Roman"/>
+                <w:sz w:val="24"/>
+                <w:szCs w:val="24"/>
+              </w:rPr>
+              <w:t xml:space="preserve">- Emplea herramientas y prácticas de Deep </w:t>
+            </w:r>
+            <w:proofErr w:type="spellStart"/>
+            <w:r>
+              <w:rPr>
+                <w:rFonts w:ascii="Times New Roman" w:eastAsia="Calibri" w:hAnsi="Times New Roman" w:cs="Times New Roman"/>
+                <w:sz w:val="24"/>
+                <w:szCs w:val="24"/>
+              </w:rPr>
+              <w:t>Learning</w:t>
+            </w:r>
+            <w:proofErr w:type="spellEnd"/>
+            <w:r>
+              <w:rPr>
+                <w:rFonts w:ascii="Times New Roman" w:eastAsia="Calibri" w:hAnsi="Times New Roman" w:cs="Times New Roman"/>
+                <w:sz w:val="24"/>
+                <w:szCs w:val="24"/>
+              </w:rPr>
+              <w:t>, de acuerdo a las características de los problemas seleccionados.</w:t>
             </w:r>
           </w:p>
           <w:p>
@@ -4035,7 +4540,25 @@
                 <w:sz w:val="24"/>
                 <w:szCs w:val="24"/>
               </w:rPr>
-              <w:t>- Expresa sus ideas en formal oral y/o escrita de manera lógica y coherente.</w:t>
+              <w:t xml:space="preserve">- Expresa sus ideas en </w:t>
+            </w:r>
+            <w:proofErr w:type="spellStart"/>
+            <w:r>
+              <w:rPr>
+                <w:rFonts w:ascii="Times New Roman" w:eastAsia="Calibri" w:hAnsi="Times New Roman" w:cs="Times New Roman"/>
+                <w:sz w:val="24"/>
+                <w:szCs w:val="24"/>
+              </w:rPr>
+              <w:t>formal</w:t>
+            </w:r>
+            <w:proofErr w:type="spellEnd"/>
+            <w:r>
+              <w:rPr>
+                <w:rFonts w:ascii="Times New Roman" w:eastAsia="Calibri" w:hAnsi="Times New Roman" w:cs="Times New Roman"/>
+                <w:sz w:val="24"/>
+                <w:szCs w:val="24"/>
+              </w:rPr>
+              <w:t xml:space="preserve"> oral y/o escrita de manera lógica y coherente.</w:t>
             </w:r>
           </w:p>
           <w:p>
@@ -4161,6 +4684,7 @@
                 <w:lang w:val="en-US"/>
               </w:rPr>
             </w:pPr>
+            <w:proofErr w:type="spellStart"/>
             <w:r>
               <w:rPr>
                 <w:rFonts w:ascii="Times New Roman" w:eastAsia="Calibri" w:hAnsi="Times New Roman" w:cs="Times New Roman"/>
@@ -4169,7 +4693,37 @@
                 <w:lang w:val="en-US"/>
               </w:rPr>
               <w:lastRenderedPageBreak/>
-              <w:t>Géron, A. (2022). Hands-on machine learning with Scikit-Learn, Keras, and TensorFlow. " O'Reilly Media, Inc.".</w:t>
+              <w:t>Géron</w:t>
+            </w:r>
+            <w:proofErr w:type="spellEnd"/>
+            <w:r>
+              <w:rPr>
+                <w:rFonts w:ascii="Times New Roman" w:eastAsia="Calibri" w:hAnsi="Times New Roman" w:cs="Times New Roman"/>
+                <w:sz w:val="24"/>
+                <w:szCs w:val="24"/>
+                <w:lang w:val="en-US"/>
+              </w:rPr>
+              <w:t xml:space="preserve">, A. (2022). Hands-on machine learning with Scikit-Learn, </w:t>
+            </w:r>
+            <w:proofErr w:type="spellStart"/>
+            <w:r>
+              <w:rPr>
+                <w:rFonts w:ascii="Times New Roman" w:eastAsia="Calibri" w:hAnsi="Times New Roman" w:cs="Times New Roman"/>
+                <w:sz w:val="24"/>
+                <w:szCs w:val="24"/>
+                <w:lang w:val="en-US"/>
+              </w:rPr>
+              <w:t>Keras</w:t>
+            </w:r>
+            <w:proofErr w:type="spellEnd"/>
+            <w:r>
+              <w:rPr>
+                <w:rFonts w:ascii="Times New Roman" w:eastAsia="Calibri" w:hAnsi="Times New Roman" w:cs="Times New Roman"/>
+                <w:sz w:val="24"/>
+                <w:szCs w:val="24"/>
+                <w:lang w:val="en-US"/>
+              </w:rPr>
+              <w:t>, and TensorFlow. " O'Reilly Media, Inc.".</w:t>
             </w:r>
           </w:p>
           <w:p>
@@ -4745,37 +5299,77 @@
                 <w:sz w:val="24"/>
                 <w:szCs w:val="24"/>
               </w:rPr>
-              <w:t>Deep Learning para Procesamiento de Lenguaje Natural</w:t>
-            </w:r>
-          </w:p>
-          <w:p>
-            <w:pPr>
-              <w:spacing w:after="0" w:line="240" w:lineRule="auto"/>
-              <w:jc w:val="both"/>
-              <w:rPr>
-                <w:rFonts w:ascii="Times New Roman" w:eastAsia="Calibri" w:hAnsi="Times New Roman" w:cs="Times New Roman"/>
-                <w:sz w:val="24"/>
-                <w:szCs w:val="24"/>
-              </w:rPr>
-            </w:pPr>
-          </w:p>
-          <w:p>
-            <w:pPr>
-              <w:spacing w:after="0" w:line="240" w:lineRule="auto"/>
-              <w:jc w:val="both"/>
-              <w:rPr>
-                <w:rFonts w:ascii="Times New Roman" w:eastAsia="Calibri" w:hAnsi="Times New Roman" w:cs="Times New Roman"/>
-                <w:sz w:val="24"/>
-                <w:szCs w:val="24"/>
-              </w:rPr>
-            </w:pPr>
-            <w:r>
-              <w:rPr>
-                <w:rFonts w:ascii="Times New Roman" w:eastAsia="Calibri" w:hAnsi="Times New Roman" w:cs="Times New Roman"/>
-                <w:sz w:val="24"/>
-                <w:szCs w:val="24"/>
-              </w:rPr>
-              <w:t>Fundamentos y casos prácticos de Deep Learning aplicado a lenguaje.</w:t>
+              <w:t xml:space="preserve">Deep </w:t>
+            </w:r>
+            <w:proofErr w:type="spellStart"/>
+            <w:r>
+              <w:rPr>
+                <w:rFonts w:ascii="Times New Roman" w:eastAsia="Calibri" w:hAnsi="Times New Roman" w:cs="Times New Roman"/>
+                <w:b/>
+                <w:bCs/>
+                <w:sz w:val="24"/>
+                <w:szCs w:val="24"/>
+              </w:rPr>
+              <w:t>Learning</w:t>
+            </w:r>
+            <w:proofErr w:type="spellEnd"/>
+            <w:r>
+              <w:rPr>
+                <w:rFonts w:ascii="Times New Roman" w:eastAsia="Calibri" w:hAnsi="Times New Roman" w:cs="Times New Roman"/>
+                <w:b/>
+                <w:bCs/>
+                <w:sz w:val="24"/>
+                <w:szCs w:val="24"/>
+              </w:rPr>
+              <w:t xml:space="preserve"> para Procesamiento de Lenguaje Natural</w:t>
+            </w:r>
+          </w:p>
+          <w:p>
+            <w:pPr>
+              <w:spacing w:after="0" w:line="240" w:lineRule="auto"/>
+              <w:jc w:val="both"/>
+              <w:rPr>
+                <w:rFonts w:ascii="Times New Roman" w:eastAsia="Calibri" w:hAnsi="Times New Roman" w:cs="Times New Roman"/>
+                <w:sz w:val="24"/>
+                <w:szCs w:val="24"/>
+              </w:rPr>
+            </w:pPr>
+          </w:p>
+          <w:p>
+            <w:pPr>
+              <w:spacing w:after="0" w:line="240" w:lineRule="auto"/>
+              <w:jc w:val="both"/>
+              <w:rPr>
+                <w:rFonts w:ascii="Times New Roman" w:eastAsia="Calibri" w:hAnsi="Times New Roman" w:cs="Times New Roman"/>
+                <w:sz w:val="24"/>
+                <w:szCs w:val="24"/>
+              </w:rPr>
+            </w:pPr>
+            <w:r>
+              <w:rPr>
+                <w:rFonts w:ascii="Times New Roman" w:eastAsia="Calibri" w:hAnsi="Times New Roman" w:cs="Times New Roman"/>
+                <w:sz w:val="24"/>
+                <w:szCs w:val="24"/>
+              </w:rPr>
+              <w:t xml:space="preserve">Fundamentos y casos prácticos de Deep </w:t>
+            </w:r>
+            <w:proofErr w:type="spellStart"/>
+            <w:r>
+              <w:rPr>
+                <w:rFonts w:ascii="Times New Roman" w:eastAsia="Calibri" w:hAnsi="Times New Roman" w:cs="Times New Roman"/>
+                <w:sz w:val="24"/>
+                <w:szCs w:val="24"/>
+              </w:rPr>
+              <w:t>Learning</w:t>
+            </w:r>
+            <w:proofErr w:type="spellEnd"/>
+            <w:r>
+              <w:rPr>
+                <w:rFonts w:ascii="Times New Roman" w:eastAsia="Calibri" w:hAnsi="Times New Roman" w:cs="Times New Roman"/>
+                <w:sz w:val="24"/>
+                <w:szCs w:val="24"/>
+              </w:rPr>
+              <w:t xml:space="preserve"> aplicado a lenguaje.</w:t>
             </w:r>
           </w:p>
         </w:tc>
@@ -4814,8 +5408,18 @@
                 <w:sz w:val="24"/>
                 <w:szCs w:val="24"/>
               </w:rPr>
-              <w:t xml:space="preserve"> Introducción NLP: Conceptos y métodologías</w:t>
-            </w:r>
+              <w:t xml:space="preserve"> Introducción NLP: Conceptos y </w:t>
+            </w:r>
+            <w:proofErr w:type="spellStart"/>
+            <w:r>
+              <w:rPr>
+                <w:rFonts w:ascii="Times New Roman" w:eastAsia="Calibri" w:hAnsi="Times New Roman" w:cs="Times New Roman"/>
+                <w:sz w:val="24"/>
+                <w:szCs w:val="24"/>
+              </w:rPr>
+              <w:t>métodologías</w:t>
+            </w:r>
+            <w:proofErr w:type="spellEnd"/>
             <w:r>
               <w:rPr>
                 <w:rFonts w:ascii="Times New Roman" w:eastAsia="Calibri" w:hAnsi="Times New Roman" w:cs="Times New Roman"/>
@@ -4883,8 +5487,18 @@
                 <w:sz w:val="24"/>
                 <w:szCs w:val="24"/>
               </w:rPr>
-              <w:t>Sequence2Sequence : LSTM y BiLSTM</w:t>
-            </w:r>
+              <w:t xml:space="preserve">Sequence2Sequence : LSTM y </w:t>
+            </w:r>
+            <w:proofErr w:type="spellStart"/>
+            <w:r>
+              <w:rPr>
+                <w:rFonts w:ascii="Times New Roman" w:eastAsia="Calibri" w:hAnsi="Times New Roman" w:cs="Times New Roman"/>
+                <w:sz w:val="24"/>
+                <w:szCs w:val="24"/>
+              </w:rPr>
+              <w:t>BiLSTM</w:t>
+            </w:r>
+            <w:proofErr w:type="spellEnd"/>
           </w:p>
           <w:p>
             <w:pPr>
@@ -5009,6 +5623,7 @@
               </w:rPr>
               <w:t>-</w:t>
             </w:r>
+            <w:proofErr w:type="spellStart"/>
             <w:r>
               <w:rPr>
                 <w:rFonts w:ascii="Times New Roman" w:eastAsia="Calibri" w:hAnsi="Times New Roman" w:cs="Times New Roman"/>
@@ -5027,6 +5642,7 @@
               </w:rPr>
               <w:t>rpretabilidad</w:t>
             </w:r>
+            <w:proofErr w:type="spellEnd"/>
           </w:p>
           <w:p>
             <w:pPr>
@@ -5118,8 +5734,18 @@
                 <w:sz w:val="24"/>
                 <w:szCs w:val="24"/>
               </w:rPr>
-              <w:t>- Emplea el ciclo de vida de los datos con Deep Learning</w:t>
-            </w:r>
+              <w:t xml:space="preserve">- Emplea el ciclo de vida de los datos con Deep </w:t>
+            </w:r>
+            <w:proofErr w:type="spellStart"/>
+            <w:r>
+              <w:rPr>
+                <w:rFonts w:ascii="Times New Roman" w:eastAsia="Calibri" w:hAnsi="Times New Roman" w:cs="Times New Roman"/>
+                <w:sz w:val="24"/>
+                <w:szCs w:val="24"/>
+              </w:rPr>
+              <w:t>Learning</w:t>
+            </w:r>
+            <w:proofErr w:type="spellEnd"/>
           </w:p>
           <w:p>
             <w:pPr>
@@ -5293,6 +5919,7 @@
                 <w:lang w:val="en-US"/>
               </w:rPr>
             </w:pPr>
+            <w:proofErr w:type="spellStart"/>
             <w:r>
               <w:rPr>
                 <w:rFonts w:ascii="Times New Roman" w:eastAsia="Calibri" w:hAnsi="Times New Roman" w:cs="Times New Roman"/>
@@ -5301,7 +5928,37 @@
                 <w:lang w:val="en-US"/>
               </w:rPr>
               <w:lastRenderedPageBreak/>
-              <w:t>Géron, A. (2022). Hands-on machine learning with Scikit-Learn, Keras, and TensorFlow. " O'Reilly Media, Inc.".</w:t>
+              <w:t>Géron</w:t>
+            </w:r>
+            <w:proofErr w:type="spellEnd"/>
+            <w:r>
+              <w:rPr>
+                <w:rFonts w:ascii="Times New Roman" w:eastAsia="Calibri" w:hAnsi="Times New Roman" w:cs="Times New Roman"/>
+                <w:sz w:val="24"/>
+                <w:szCs w:val="24"/>
+                <w:lang w:val="en-US"/>
+              </w:rPr>
+              <w:t xml:space="preserve">, A. (2022). Hands-on machine learning with Scikit-Learn, </w:t>
+            </w:r>
+            <w:proofErr w:type="spellStart"/>
+            <w:r>
+              <w:rPr>
+                <w:rFonts w:ascii="Times New Roman" w:eastAsia="Calibri" w:hAnsi="Times New Roman" w:cs="Times New Roman"/>
+                <w:sz w:val="24"/>
+                <w:szCs w:val="24"/>
+                <w:lang w:val="en-US"/>
+              </w:rPr>
+              <w:t>Keras</w:t>
+            </w:r>
+            <w:proofErr w:type="spellEnd"/>
+            <w:r>
+              <w:rPr>
+                <w:rFonts w:ascii="Times New Roman" w:eastAsia="Calibri" w:hAnsi="Times New Roman" w:cs="Times New Roman"/>
+                <w:sz w:val="24"/>
+                <w:szCs w:val="24"/>
+                <w:lang w:val="en-US"/>
+              </w:rPr>
+              <w:t>, and TensorFlow. " O'Reilly Media, Inc.".</w:t>
             </w:r>
           </w:p>
           <w:p>
@@ -5817,7 +6474,27 @@
                 <w:szCs w:val="24"/>
                 <w:lang w:val="en-US"/>
               </w:rPr>
-              <w:t>J. Chollet Francois (2022). Deep learning with R. Manning Pubn.</w:t>
+              <w:t xml:space="preserve">J. Chollet Francois (2022). Deep learning with R. Manning </w:t>
+            </w:r>
+            <w:proofErr w:type="spellStart"/>
+            <w:r>
+              <w:rPr>
+                <w:rFonts w:ascii="Times New Roman" w:eastAsia="Calibri" w:hAnsi="Times New Roman" w:cs="Times New Roman"/>
+                <w:sz w:val="24"/>
+                <w:szCs w:val="24"/>
+                <w:lang w:val="en-US"/>
+              </w:rPr>
+              <w:t>Pubn</w:t>
+            </w:r>
+            <w:proofErr w:type="spellEnd"/>
+            <w:r>
+              <w:rPr>
+                <w:rFonts w:ascii="Times New Roman" w:eastAsia="Calibri" w:hAnsi="Times New Roman" w:cs="Times New Roman"/>
+                <w:sz w:val="24"/>
+                <w:szCs w:val="24"/>
+                <w:lang w:val="en-US"/>
+              </w:rPr>
+              <w:t>.</w:t>
             </w:r>
           </w:p>
           <w:p>
@@ -5925,20 +6602,19 @@
                 <w:szCs w:val="24"/>
                 <w:lang w:val="en-US"/>
               </w:rPr>
-              <w:t>Berthold, M. R., Borgelt, C., Höppner, F., Klawonn, F., Silipo, R. (2010). Guide to intelligent data analysis: how to intelligently make sense of real data. Springer Science&amp; Business Media. [, 86]</w:t>
-            </w:r>
-          </w:p>
-          <w:p>
-            <w:pPr>
-              <w:spacing w:after="0" w:line="240" w:lineRule="auto"/>
-              <w:jc w:val="both"/>
+              <w:t xml:space="preserve">Berthold, M. R., Borgelt, C., </w:t>
+            </w:r>
+            <w:proofErr w:type="spellStart"/>
+            <w:r>
               <w:rPr>
                 <w:rFonts w:ascii="Times New Roman" w:eastAsia="Calibri" w:hAnsi="Times New Roman" w:cs="Times New Roman"/>
                 <w:sz w:val="24"/>
                 <w:szCs w:val="24"/>
                 <w:lang w:val="en-US"/>
               </w:rPr>
-            </w:pPr>
+              <w:t>Höppner</w:t>
+            </w:r>
+            <w:proofErr w:type="spellEnd"/>
             <w:r>
               <w:rPr>
                 <w:rFonts w:ascii="Times New Roman" w:eastAsia="Calibri" w:hAnsi="Times New Roman" w:cs="Times New Roman"/>
@@ -5946,7 +6622,48 @@
                 <w:szCs w:val="24"/>
                 <w:lang w:val="en-US"/>
               </w:rPr>
-              <w:t>Hastie, T., Tibshirani, R., &amp; JH, F. (2021). The elements of statistical learning: data mining. inference, and prediction. New York. Springer. [, 88]</w:t>
+              <w:t>, F., Klawonn, F., Silipo, R. (2010). Guide to intelligent data analysis: how to intelligently make sense of real data. Springer Science&amp; Business Media. [, 86]</w:t>
+            </w:r>
+          </w:p>
+          <w:p>
+            <w:pPr>
+              <w:spacing w:after="0" w:line="240" w:lineRule="auto"/>
+              <w:jc w:val="both"/>
+              <w:rPr>
+                <w:rFonts w:ascii="Times New Roman" w:eastAsia="Calibri" w:hAnsi="Times New Roman" w:cs="Times New Roman"/>
+                <w:sz w:val="24"/>
+                <w:szCs w:val="24"/>
+                <w:lang w:val="en-US"/>
+              </w:rPr>
+            </w:pPr>
+            <w:r>
+              <w:rPr>
+                <w:rFonts w:ascii="Times New Roman" w:eastAsia="Calibri" w:hAnsi="Times New Roman" w:cs="Times New Roman"/>
+                <w:sz w:val="24"/>
+                <w:szCs w:val="24"/>
+                <w:lang w:val="en-US"/>
+              </w:rPr>
+              <w:t xml:space="preserve">Hastie, T., </w:t>
+            </w:r>
+            <w:proofErr w:type="spellStart"/>
+            <w:r>
+              <w:rPr>
+                <w:rFonts w:ascii="Times New Roman" w:eastAsia="Calibri" w:hAnsi="Times New Roman" w:cs="Times New Roman"/>
+                <w:sz w:val="24"/>
+                <w:szCs w:val="24"/>
+                <w:lang w:val="en-US"/>
+              </w:rPr>
+              <w:t>Tibshirani</w:t>
+            </w:r>
+            <w:proofErr w:type="spellEnd"/>
+            <w:r>
+              <w:rPr>
+                <w:rFonts w:ascii="Times New Roman" w:eastAsia="Calibri" w:hAnsi="Times New Roman" w:cs="Times New Roman"/>
+                <w:sz w:val="24"/>
+                <w:szCs w:val="24"/>
+                <w:lang w:val="en-US"/>
+              </w:rPr>
+              <w:t>, R., &amp; JH, F. (2021). The elements of statistical learning: data mining. inference, and prediction. New York. Springer. [, 88]</w:t>
             </w:r>
           </w:p>
           <w:p>
@@ -6149,7 +6866,27 @@
                 <w:sz w:val="24"/>
                 <w:szCs w:val="24"/>
               </w:rPr>
-              <w:t>UCM virtual,SIBIB UCM</w:t>
+              <w:t xml:space="preserve">UCM </w:t>
+            </w:r>
+            <w:proofErr w:type="spellStart"/>
+            <w:r>
+              <w:rPr>
+                <w:rFonts w:ascii="Times New Roman" w:eastAsia="Calibri" w:hAnsi="Times New Roman" w:cs="Times New Roman"/>
+                <w:iCs/>
+                <w:sz w:val="24"/>
+                <w:szCs w:val="24"/>
+              </w:rPr>
+              <w:t>virtual,SIBIB</w:t>
+            </w:r>
+            <w:proofErr w:type="spellEnd"/>
+            <w:r>
+              <w:rPr>
+                <w:rFonts w:ascii="Times New Roman" w:eastAsia="Calibri" w:hAnsi="Times New Roman" w:cs="Times New Roman"/>
+                <w:iCs/>
+                <w:sz w:val="24"/>
+                <w:szCs w:val="24"/>
+              </w:rPr>
+              <w:t xml:space="preserve"> UCM</w:t>
             </w:r>
           </w:p>
         </w:tc>
@@ -6346,7 +7083,7 @@
 </file>
 
 <file path=word/endnotes.xml><?xml version="1.0" encoding="utf-8"?>
-<w:endnotes xmlns:wpc="http://schemas.microsoft.com/office/word/2010/wordprocessingCanvas" xmlns:cx="http://schemas.microsoft.com/office/drawing/2014/chartex" xmlns:cx1="http://schemas.microsoft.com/office/drawing/2015/9/8/chartex" xmlns:cx2="http://schemas.microsoft.com/office/drawing/2015/10/21/chartex" xmlns:cx3="http://schemas.microsoft.com/office/drawing/2016/5/9/chartex" xmlns:cx4="http://schemas.microsoft.com/office/drawing/2016/5/10/chartex" xmlns:cx5="http://schemas.microsoft.com/office/drawing/2016/5/11/chartex" xmlns:cx6="http://schemas.microsoft.com/office/drawing/2016/5/12/chartex" xmlns:cx7="http://schemas.microsoft.com/office/drawing/2016/5/13/chartex" xmlns:cx8="http://schemas.microsoft.com/office/drawing/2016/5/14/chartex" xmlns:mc="http://schemas.openxmlformats.org/markup-compatibility/2006" xmlns:aink="http://schemas.microsoft.com/office/drawing/2016/ink" xmlns:am3d="http://schemas.microsoft.com/office/drawing/2017/model3d" xmlns:o="urn:schemas-microsoft-com:office:office" xmlns:oel="http://schemas.microsoft.com/office/2019/extlst" xmlns:r="http://schemas.openxmlformats.org/officeDocument/2006/relationships" xmlns:m="http://schemas.openxmlformats.org/officeDocument/2006/math" xmlns:v="urn:schemas-microsoft-com:vml" xmlns:wp14="http://schemas.microsoft.com/office/word/2010/wordprocessingDrawing" xmlns:wp="http://schemas.openxmlformats.org/drawingml/2006/wordprocessingDrawing" xmlns:w10="urn:schemas-microsoft-com:office:word" xmlns:w="http://schemas.openxmlformats.org/wordprocessingml/2006/main" xmlns:w14="http://schemas.microsoft.com/office/word/2010/wordml" xmlns:w15="http://schemas.microsoft.com/office/word/2012/wordml" xmlns:w16cex="http://schemas.microsoft.com/office/word/2018/wordml/cex" xmlns:w16cid="http://schemas.microsoft.com/office/word/2016/wordml/cid" xmlns:w16="http://schemas.microsoft.com/office/word/2018/wordml" xmlns:w16du="http://schemas.microsoft.com/office/word/2023/wordml/word16du" xmlns:w16sdtdh="http://schemas.microsoft.com/office/word/2020/wordml/sdtdatahash" xmlns:w16sdtfl="http://schemas.microsoft.com/office/word/2024/wordml/sdtformatlock" xmlns:w16se="http://schemas.microsoft.com/office/word/2015/wordml/symex" xmlns:wpg="http://schemas.microsoft.com/office/word/2010/wordprocessingGroup" xmlns:wpi="http://schemas.microsoft.com/office/word/2010/wordprocessingInk" xmlns:wne="http://schemas.microsoft.com/office/word/2006/wordml" xmlns:wps="http://schemas.microsoft.com/office/word/2010/wordprocessingShape" mc:Ignorable="w14 w15 w16se w16cid w16 w16cex w16sdtdh w16sdtfl w16du wp14">
+<w:endnotes xmlns:wpc="http://schemas.microsoft.com/office/word/2010/wordprocessingCanvas" xmlns:cx="http://schemas.microsoft.com/office/drawing/2014/chartex" xmlns:cx1="http://schemas.microsoft.com/office/drawing/2015/9/8/chartex" xmlns:cx2="http://schemas.microsoft.com/office/drawing/2015/10/21/chartex" xmlns:cx3="http://schemas.microsoft.com/office/drawing/2016/5/9/chartex" xmlns:cx4="http://schemas.microsoft.com/office/drawing/2016/5/10/chartex" xmlns:cx5="http://schemas.microsoft.com/office/drawing/2016/5/11/chartex" xmlns:cx6="http://schemas.microsoft.com/office/drawing/2016/5/12/chartex" xmlns:cx7="http://schemas.microsoft.com/office/drawing/2016/5/13/chartex" xmlns:cx8="http://schemas.microsoft.com/office/drawing/2016/5/14/chartex" xmlns:mc="http://schemas.openxmlformats.org/markup-compatibility/2006" xmlns:m="http://schemas.openxmlformats.org/officeDocument/2006/math" xmlns:aink="http://schemas.microsoft.com/office/drawing/2016/ink" xmlns:am3d="http://schemas.microsoft.com/office/drawing/2017/model3d" xmlns:oel="http://schemas.microsoft.com/office/2019/extlst" xmlns:r="http://schemas.openxmlformats.org/officeDocument/2006/relationships" xmlns:wp14="http://schemas.microsoft.com/office/word/2010/wordprocessingDrawing" xmlns:wp="http://schemas.openxmlformats.org/drawingml/2006/wordprocessingDrawing" xmlns:wpg="http://schemas.microsoft.com/office/word/2010/wordprocessingGroup" xmlns:wpi="http://schemas.microsoft.com/office/word/2010/wordprocessingInk" xmlns:wps="http://schemas.microsoft.com/office/word/2010/wordprocessingShape" xmlns:o="urn:schemas-microsoft-com:office:office" xmlns:v="urn:schemas-microsoft-com:vml" xmlns:w10="urn:schemas-microsoft-com:office:word" xmlns:w="http://schemas.openxmlformats.org/wordprocessingml/2006/main" xmlns:w14="http://schemas.microsoft.com/office/word/2010/wordml" xmlns:w15="http://schemas.microsoft.com/office/word/2012/wordml" xmlns:w16cex="http://schemas.microsoft.com/office/word/2018/wordml/cex" xmlns:w16cid="http://schemas.microsoft.com/office/word/2016/wordml/cid" xmlns:w16="http://schemas.microsoft.com/office/word/2018/wordml" xmlns:w16sdtdh="http://schemas.microsoft.com/office/word/2020/wordml/sdtdatahash" xmlns:w16sdtfl="http://schemas.microsoft.com/office/word/2024/wordml/sdtformatlock" xmlns:w16se="http://schemas.microsoft.com/office/word/2015/wordml/symex" xmlns:w16du="http://schemas.microsoft.com/office/word/2023/wordml/word16du" xmlns:wne="http://schemas.microsoft.com/office/word/2006/wordml" mc:Ignorable="w14 w15 w16se w16cid w16 w16cex w16sdtdh w16sdtfl w16du wp14">
   <w:endnote w:type="separator" w:id="-1">
     <w:p>
       <w:pPr>
@@ -6371,7 +7108,7 @@
 </file>
 
 <file path=word/footnotes.xml><?xml version="1.0" encoding="utf-8"?>
-<w:footnotes xmlns:wpc="http://schemas.microsoft.com/office/word/2010/wordprocessingCanvas" xmlns:cx="http://schemas.microsoft.com/office/drawing/2014/chartex" xmlns:cx1="http://schemas.microsoft.com/office/drawing/2015/9/8/chartex" xmlns:cx2="http://schemas.microsoft.com/office/drawing/2015/10/21/chartex" xmlns:cx3="http://schemas.microsoft.com/office/drawing/2016/5/9/chartex" xmlns:cx4="http://schemas.microsoft.com/office/drawing/2016/5/10/chartex" xmlns:cx5="http://schemas.microsoft.com/office/drawing/2016/5/11/chartex" xmlns:cx6="http://schemas.microsoft.com/office/drawing/2016/5/12/chartex" xmlns:cx7="http://schemas.microsoft.com/office/drawing/2016/5/13/chartex" xmlns:cx8="http://schemas.microsoft.com/office/drawing/2016/5/14/chartex" xmlns:mc="http://schemas.openxmlformats.org/markup-compatibility/2006" xmlns:aink="http://schemas.microsoft.com/office/drawing/2016/ink" xmlns:am3d="http://schemas.microsoft.com/office/drawing/2017/model3d" xmlns:o="urn:schemas-microsoft-com:office:office" xmlns:oel="http://schemas.microsoft.com/office/2019/extlst" xmlns:r="http://schemas.openxmlformats.org/officeDocument/2006/relationships" xmlns:m="http://schemas.openxmlformats.org/officeDocument/2006/math" xmlns:v="urn:schemas-microsoft-com:vml" xmlns:wp14="http://schemas.microsoft.com/office/word/2010/wordprocessingDrawing" xmlns:wp="http://schemas.openxmlformats.org/drawingml/2006/wordprocessingDrawing" xmlns:w10="urn:schemas-microsoft-com:office:word" xmlns:w="http://schemas.openxmlformats.org/wordprocessingml/2006/main" xmlns:w14="http://schemas.microsoft.com/office/word/2010/wordml" xmlns:w15="http://schemas.microsoft.com/office/word/2012/wordml" xmlns:w16cex="http://schemas.microsoft.com/office/word/2018/wordml/cex" xmlns:w16cid="http://schemas.microsoft.com/office/word/2016/wordml/cid" xmlns:w16="http://schemas.microsoft.com/office/word/2018/wordml" xmlns:w16du="http://schemas.microsoft.com/office/word/2023/wordml/word16du" xmlns:w16sdtdh="http://schemas.microsoft.com/office/word/2020/wordml/sdtdatahash" xmlns:w16sdtfl="http://schemas.microsoft.com/office/word/2024/wordml/sdtformatlock" xmlns:w16se="http://schemas.microsoft.com/office/word/2015/wordml/symex" xmlns:wpg="http://schemas.microsoft.com/office/word/2010/wordprocessingGroup" xmlns:wpi="http://schemas.microsoft.com/office/word/2010/wordprocessingInk" xmlns:wne="http://schemas.microsoft.com/office/word/2006/wordml" xmlns:wps="http://schemas.microsoft.com/office/word/2010/wordprocessingShape" mc:Ignorable="w14 w15 w16se w16cid w16 w16cex w16sdtdh w16sdtfl w16du wp14">
+<w:footnotes xmlns:wpc="http://schemas.microsoft.com/office/word/2010/wordprocessingCanvas" xmlns:cx="http://schemas.microsoft.com/office/drawing/2014/chartex" xmlns:cx1="http://schemas.microsoft.com/office/drawing/2015/9/8/chartex" xmlns:cx2="http://schemas.microsoft.com/office/drawing/2015/10/21/chartex" xmlns:cx3="http://schemas.microsoft.com/office/drawing/2016/5/9/chartex" xmlns:cx4="http://schemas.microsoft.com/office/drawing/2016/5/10/chartex" xmlns:cx5="http://schemas.microsoft.com/office/drawing/2016/5/11/chartex" xmlns:cx6="http://schemas.microsoft.com/office/drawing/2016/5/12/chartex" xmlns:cx7="http://schemas.microsoft.com/office/drawing/2016/5/13/chartex" xmlns:cx8="http://schemas.microsoft.com/office/drawing/2016/5/14/chartex" xmlns:mc="http://schemas.openxmlformats.org/markup-compatibility/2006" xmlns:m="http://schemas.openxmlformats.org/officeDocument/2006/math" xmlns:aink="http://schemas.microsoft.com/office/drawing/2016/ink" xmlns:am3d="http://schemas.microsoft.com/office/drawing/2017/model3d" xmlns:oel="http://schemas.microsoft.com/office/2019/extlst" xmlns:r="http://schemas.openxmlformats.org/officeDocument/2006/relationships" xmlns:wp14="http://schemas.microsoft.com/office/word/2010/wordprocessingDrawing" xmlns:wp="http://schemas.openxmlformats.org/drawingml/2006/wordprocessingDrawing" xmlns:wpg="http://schemas.microsoft.com/office/word/2010/wordprocessingGroup" xmlns:wpi="http://schemas.microsoft.com/office/word/2010/wordprocessingInk" xmlns:wps="http://schemas.microsoft.com/office/word/2010/wordprocessingShape" xmlns:o="urn:schemas-microsoft-com:office:office" xmlns:v="urn:schemas-microsoft-com:vml" xmlns:w10="urn:schemas-microsoft-com:office:word" xmlns:w="http://schemas.openxmlformats.org/wordprocessingml/2006/main" xmlns:w14="http://schemas.microsoft.com/office/word/2010/wordml" xmlns:w15="http://schemas.microsoft.com/office/word/2012/wordml" xmlns:w16cex="http://schemas.microsoft.com/office/word/2018/wordml/cex" xmlns:w16cid="http://schemas.microsoft.com/office/word/2016/wordml/cid" xmlns:w16="http://schemas.microsoft.com/office/word/2018/wordml" xmlns:w16sdtdh="http://schemas.microsoft.com/office/word/2020/wordml/sdtdatahash" xmlns:w16sdtfl="http://schemas.microsoft.com/office/word/2024/wordml/sdtformatlock" xmlns:w16se="http://schemas.microsoft.com/office/word/2015/wordml/symex" xmlns:w16du="http://schemas.microsoft.com/office/word/2023/wordml/word16du" xmlns:wne="http://schemas.microsoft.com/office/word/2006/wordml" mc:Ignorable="w14 w15 w16se w16cid w16 w16cex w16sdtdh w16sdtfl w16du wp14">
   <w:footnote w:type="separator" w:id="-1">
     <w:p>
       <w:pPr>
@@ -6396,17 +7133,17 @@
 </file>
 
 <file path=word/header1.xml><?xml version="1.0" encoding="utf-8"?>
-<w:hdr xmlns:wpc="http://schemas.microsoft.com/office/word/2010/wordprocessingCanvas" xmlns:cx="http://schemas.microsoft.com/office/drawing/2014/chartex" xmlns:cx1="http://schemas.microsoft.com/office/drawing/2015/9/8/chartex" xmlns:cx2="http://schemas.microsoft.com/office/drawing/2015/10/21/chartex" xmlns:cx3="http://schemas.microsoft.com/office/drawing/2016/5/9/chartex" xmlns:cx4="http://schemas.microsoft.com/office/drawing/2016/5/10/chartex" xmlns:cx5="http://schemas.microsoft.com/office/drawing/2016/5/11/chartex" xmlns:cx6="http://schemas.microsoft.com/office/drawing/2016/5/12/chartex" xmlns:cx7="http://schemas.microsoft.com/office/drawing/2016/5/13/chartex" xmlns:cx8="http://schemas.microsoft.com/office/drawing/2016/5/14/chartex" xmlns:mc="http://schemas.openxmlformats.org/markup-compatibility/2006" xmlns:aink="http://schemas.microsoft.com/office/drawing/2016/ink" xmlns:am3d="http://schemas.microsoft.com/office/drawing/2017/model3d" xmlns:o="urn:schemas-microsoft-com:office:office" xmlns:oel="http://schemas.microsoft.com/office/2019/extlst" xmlns:r="http://schemas.openxmlformats.org/officeDocument/2006/relationships" xmlns:m="http://schemas.openxmlformats.org/officeDocument/2006/math" xmlns:v="urn:schemas-microsoft-com:vml" xmlns:wp14="http://schemas.microsoft.com/office/word/2010/wordprocessingDrawing" xmlns:wp="http://schemas.openxmlformats.org/drawingml/2006/wordprocessingDrawing" xmlns:w10="urn:schemas-microsoft-com:office:word" xmlns:w="http://schemas.openxmlformats.org/wordprocessingml/2006/main" xmlns:w14="http://schemas.microsoft.com/office/word/2010/wordml" xmlns:w15="http://schemas.microsoft.com/office/word/2012/wordml" xmlns:w16cex="http://schemas.microsoft.com/office/word/2018/wordml/cex" xmlns:w16cid="http://schemas.microsoft.com/office/word/2016/wordml/cid" xmlns:w16="http://schemas.microsoft.com/office/word/2018/wordml" xmlns:w16du="http://schemas.microsoft.com/office/word/2023/wordml/word16du" xmlns:w16sdtdh="http://schemas.microsoft.com/office/word/2020/wordml/sdtdatahash" xmlns:w16sdtfl="http://schemas.microsoft.com/office/word/2024/wordml/sdtformatlock" xmlns:w16se="http://schemas.microsoft.com/office/word/2015/wordml/symex" xmlns:wpg="http://schemas.microsoft.com/office/word/2010/wordprocessingGroup" xmlns:wpi="http://schemas.microsoft.com/office/word/2010/wordprocessingInk" xmlns:wne="http://schemas.microsoft.com/office/word/2006/wordml" xmlns:wps="http://schemas.microsoft.com/office/word/2010/wordprocessingShape" mc:Ignorable="w14 w15 w16se w16cid w16 w16cex w16sdtdh w16sdtfl w16du wp14">
+<w:hdr xmlns:wpc="http://schemas.microsoft.com/office/word/2010/wordprocessingCanvas" xmlns:cx="http://schemas.microsoft.com/office/drawing/2014/chartex" xmlns:cx1="http://schemas.microsoft.com/office/drawing/2015/9/8/chartex" xmlns:cx2="http://schemas.microsoft.com/office/drawing/2015/10/21/chartex" xmlns:cx3="http://schemas.microsoft.com/office/drawing/2016/5/9/chartex" xmlns:cx4="http://schemas.microsoft.com/office/drawing/2016/5/10/chartex" xmlns:cx5="http://schemas.microsoft.com/office/drawing/2016/5/11/chartex" xmlns:cx6="http://schemas.microsoft.com/office/drawing/2016/5/12/chartex" xmlns:cx7="http://schemas.microsoft.com/office/drawing/2016/5/13/chartex" xmlns:cx8="http://schemas.microsoft.com/office/drawing/2016/5/14/chartex" xmlns:mc="http://schemas.openxmlformats.org/markup-compatibility/2006" xmlns:m="http://schemas.openxmlformats.org/officeDocument/2006/math" xmlns:aink="http://schemas.microsoft.com/office/drawing/2016/ink" xmlns:am3d="http://schemas.microsoft.com/office/drawing/2017/model3d" xmlns:oel="http://schemas.microsoft.com/office/2019/extlst" xmlns:r="http://schemas.openxmlformats.org/officeDocument/2006/relationships" xmlns:wp14="http://schemas.microsoft.com/office/word/2010/wordprocessingDrawing" xmlns:wp="http://schemas.openxmlformats.org/drawingml/2006/wordprocessingDrawing" xmlns:wpg="http://schemas.microsoft.com/office/word/2010/wordprocessingGroup" xmlns:wpi="http://schemas.microsoft.com/office/word/2010/wordprocessingInk" xmlns:wps="http://schemas.microsoft.com/office/word/2010/wordprocessingShape" xmlns:o="urn:schemas-microsoft-com:office:office" xmlns:v="urn:schemas-microsoft-com:vml" xmlns:w10="urn:schemas-microsoft-com:office:word" xmlns:w="http://schemas.openxmlformats.org/wordprocessingml/2006/main" xmlns:w14="http://schemas.microsoft.com/office/word/2010/wordml" xmlns:w15="http://schemas.microsoft.com/office/word/2012/wordml" xmlns:w16cex="http://schemas.microsoft.com/office/word/2018/wordml/cex" xmlns:w16cid="http://schemas.microsoft.com/office/word/2016/wordml/cid" xmlns:w16="http://schemas.microsoft.com/office/word/2018/wordml" xmlns:w16sdtdh="http://schemas.microsoft.com/office/word/2020/wordml/sdtdatahash" xmlns:w16sdtfl="http://schemas.microsoft.com/office/word/2024/wordml/sdtformatlock" xmlns:w16se="http://schemas.microsoft.com/office/word/2015/wordml/symex" xmlns:w16du="http://schemas.microsoft.com/office/word/2023/wordml/word16du" xmlns:wne="http://schemas.microsoft.com/office/word/2006/wordml" mc:Ignorable="w14 w15 w16se w16cid w16 w16cex w16sdtdh w16sdtfl w16du wp14">
   <w:p>
     <w:pPr>
-      <w:pStyle w:val="Header"/>
+      <w:pStyle w:val="Encabezado"/>
     </w:pPr>
   </w:p>
 </w:hdr>
 </file>
 
 <file path=word/header2.xml><?xml version="1.0" encoding="utf-8"?>
-<w:hdr xmlns:wpc="http://schemas.microsoft.com/office/word/2010/wordprocessingCanvas" xmlns:cx="http://schemas.microsoft.com/office/drawing/2014/chartex" xmlns:cx1="http://schemas.microsoft.com/office/drawing/2015/9/8/chartex" xmlns:cx2="http://schemas.microsoft.com/office/drawing/2015/10/21/chartex" xmlns:cx3="http://schemas.microsoft.com/office/drawing/2016/5/9/chartex" xmlns:cx4="http://schemas.microsoft.com/office/drawing/2016/5/10/chartex" xmlns:cx5="http://schemas.microsoft.com/office/drawing/2016/5/11/chartex" xmlns:cx6="http://schemas.microsoft.com/office/drawing/2016/5/12/chartex" xmlns:cx7="http://schemas.microsoft.com/office/drawing/2016/5/13/chartex" xmlns:cx8="http://schemas.microsoft.com/office/drawing/2016/5/14/chartex" xmlns:mc="http://schemas.openxmlformats.org/markup-compatibility/2006" xmlns:aink="http://schemas.microsoft.com/office/drawing/2016/ink" xmlns:am3d="http://schemas.microsoft.com/office/drawing/2017/model3d" xmlns:o="urn:schemas-microsoft-com:office:office" xmlns:oel="http://schemas.microsoft.com/office/2019/extlst" xmlns:r="http://schemas.openxmlformats.org/officeDocument/2006/relationships" xmlns:m="http://schemas.openxmlformats.org/officeDocument/2006/math" xmlns:v="urn:schemas-microsoft-com:vml" xmlns:wp14="http://schemas.microsoft.com/office/word/2010/wordprocessingDrawing" xmlns:wp="http://schemas.openxmlformats.org/drawingml/2006/wordprocessingDrawing" xmlns:w10="urn:schemas-microsoft-com:office:word" xmlns:w="http://schemas.openxmlformats.org/wordprocessingml/2006/main" xmlns:w14="http://schemas.microsoft.com/office/word/2010/wordml" xmlns:w15="http://schemas.microsoft.com/office/word/2012/wordml" xmlns:w16cex="http://schemas.microsoft.com/office/word/2018/wordml/cex" xmlns:w16cid="http://schemas.microsoft.com/office/word/2016/wordml/cid" xmlns:w16="http://schemas.microsoft.com/office/word/2018/wordml" xmlns:w16du="http://schemas.microsoft.com/office/word/2023/wordml/word16du" xmlns:w16sdtdh="http://schemas.microsoft.com/office/word/2020/wordml/sdtdatahash" xmlns:w16sdtfl="http://schemas.microsoft.com/office/word/2024/wordml/sdtformatlock" xmlns:w16se="http://schemas.microsoft.com/office/word/2015/wordml/symex" xmlns:wpg="http://schemas.microsoft.com/office/word/2010/wordprocessingGroup" xmlns:wpi="http://schemas.microsoft.com/office/word/2010/wordprocessingInk" xmlns:wne="http://schemas.microsoft.com/office/word/2006/wordml" xmlns:wps="http://schemas.microsoft.com/office/word/2010/wordprocessingShape" mc:Ignorable="w14 w15 w16se w16cid w16 w16cex w16sdtdh w16sdtfl w16du wp14">
+<w:hdr xmlns:wpc="http://schemas.microsoft.com/office/word/2010/wordprocessingCanvas" xmlns:cx="http://schemas.microsoft.com/office/drawing/2014/chartex" xmlns:cx1="http://schemas.microsoft.com/office/drawing/2015/9/8/chartex" xmlns:cx2="http://schemas.microsoft.com/office/drawing/2015/10/21/chartex" xmlns:cx3="http://schemas.microsoft.com/office/drawing/2016/5/9/chartex" xmlns:cx4="http://schemas.microsoft.com/office/drawing/2016/5/10/chartex" xmlns:cx5="http://schemas.microsoft.com/office/drawing/2016/5/11/chartex" xmlns:cx6="http://schemas.microsoft.com/office/drawing/2016/5/12/chartex" xmlns:cx7="http://schemas.microsoft.com/office/drawing/2016/5/13/chartex" xmlns:cx8="http://schemas.microsoft.com/office/drawing/2016/5/14/chartex" xmlns:mc="http://schemas.openxmlformats.org/markup-compatibility/2006" xmlns:m="http://schemas.openxmlformats.org/officeDocument/2006/math" xmlns:aink="http://schemas.microsoft.com/office/drawing/2016/ink" xmlns:am3d="http://schemas.microsoft.com/office/drawing/2017/model3d" xmlns:oel="http://schemas.microsoft.com/office/2019/extlst" xmlns:r="http://schemas.openxmlformats.org/officeDocument/2006/relationships" xmlns:wp14="http://schemas.microsoft.com/office/word/2010/wordprocessingDrawing" xmlns:wp="http://schemas.openxmlformats.org/drawingml/2006/wordprocessingDrawing" xmlns:wpg="http://schemas.microsoft.com/office/word/2010/wordprocessingGroup" xmlns:wpi="http://schemas.microsoft.com/office/word/2010/wordprocessingInk" xmlns:wps="http://schemas.microsoft.com/office/word/2010/wordprocessingShape" xmlns:o="urn:schemas-microsoft-com:office:office" xmlns:v="urn:schemas-microsoft-com:vml" xmlns:w10="urn:schemas-microsoft-com:office:word" xmlns:w="http://schemas.openxmlformats.org/wordprocessingml/2006/main" xmlns:w14="http://schemas.microsoft.com/office/word/2010/wordml" xmlns:w15="http://schemas.microsoft.com/office/word/2012/wordml" xmlns:w16cex="http://schemas.microsoft.com/office/word/2018/wordml/cex" xmlns:w16cid="http://schemas.microsoft.com/office/word/2016/wordml/cid" xmlns:w16="http://schemas.microsoft.com/office/word/2018/wordml" xmlns:w16sdtdh="http://schemas.microsoft.com/office/word/2020/wordml/sdtdatahash" xmlns:w16sdtfl="http://schemas.microsoft.com/office/word/2024/wordml/sdtformatlock" xmlns:w16se="http://schemas.microsoft.com/office/word/2015/wordml/symex" xmlns:w16du="http://schemas.microsoft.com/office/word/2023/wordml/word16du" xmlns:wne="http://schemas.microsoft.com/office/word/2006/wordml" mc:Ignorable="w14 w15 w16se w16cid w16 w16cex w16sdtdh w16sdtfl w16du wp14">
   <w:tbl>
     <w:tblPr>
       <w:tblStyle w:val="Tablanormal41"/>
@@ -6439,8 +7176,6 @@
           <w:r>
             <w:rPr>
               <w:rFonts w:eastAsia="Calibri" w:cs="Times New Roman"/>
-              <w:b w:val="0"/>
-              <w:bCs w:val="0"/>
               <w:noProof/>
             </w:rPr>
             <w:drawing>
@@ -6526,8 +7261,6 @@
           <w:r>
             <w:rPr>
               <w:rFonts w:ascii="Times New Roman" w:eastAsia="Calibri" w:hAnsi="Times New Roman" w:cs="Times New Roman"/>
-              <w:b w:val="0"/>
-              <w:bCs w:val="0"/>
               <w:noProof/>
               <w:color w:val="1F4E79"/>
               <w:sz w:val="18"/>
@@ -6596,14 +7329,14 @@
   </w:tbl>
   <w:p>
     <w:pPr>
-      <w:pStyle w:val="Header"/>
+      <w:pStyle w:val="Encabezado"/>
     </w:pPr>
   </w:p>
 </w:hdr>
 </file>
 
 <file path=word/header3.xml><?xml version="1.0" encoding="utf-8"?>
-<w:hdr xmlns:wpc="http://schemas.microsoft.com/office/word/2010/wordprocessingCanvas" xmlns:cx="http://schemas.microsoft.com/office/drawing/2014/chartex" xmlns:cx1="http://schemas.microsoft.com/office/drawing/2015/9/8/chartex" xmlns:cx2="http://schemas.microsoft.com/office/drawing/2015/10/21/chartex" xmlns:cx3="http://schemas.microsoft.com/office/drawing/2016/5/9/chartex" xmlns:cx4="http://schemas.microsoft.com/office/drawing/2016/5/10/chartex" xmlns:cx5="http://schemas.microsoft.com/office/drawing/2016/5/11/chartex" xmlns:cx6="http://schemas.microsoft.com/office/drawing/2016/5/12/chartex" xmlns:cx7="http://schemas.microsoft.com/office/drawing/2016/5/13/chartex" xmlns:cx8="http://schemas.microsoft.com/office/drawing/2016/5/14/chartex" xmlns:mc="http://schemas.openxmlformats.org/markup-compatibility/2006" xmlns:aink="http://schemas.microsoft.com/office/drawing/2016/ink" xmlns:am3d="http://schemas.microsoft.com/office/drawing/2017/model3d" xmlns:o="urn:schemas-microsoft-com:office:office" xmlns:oel="http://schemas.microsoft.com/office/2019/extlst" xmlns:r="http://schemas.openxmlformats.org/officeDocument/2006/relationships" xmlns:m="http://schemas.openxmlformats.org/officeDocument/2006/math" xmlns:v="urn:schemas-microsoft-com:vml" xmlns:wp14="http://schemas.microsoft.com/office/word/2010/wordprocessingDrawing" xmlns:wp="http://schemas.openxmlformats.org/drawingml/2006/wordprocessingDrawing" xmlns:w10="urn:schemas-microsoft-com:office:word" xmlns:w="http://schemas.openxmlformats.org/wordprocessingml/2006/main" xmlns:w14="http://schemas.microsoft.com/office/word/2010/wordml" xmlns:w15="http://schemas.microsoft.com/office/word/2012/wordml" xmlns:w16cex="http://schemas.microsoft.com/office/word/2018/wordml/cex" xmlns:w16cid="http://schemas.microsoft.com/office/word/2016/wordml/cid" xmlns:w16="http://schemas.microsoft.com/office/word/2018/wordml" xmlns:w16du="http://schemas.microsoft.com/office/word/2023/wordml/word16du" xmlns:w16sdtdh="http://schemas.microsoft.com/office/word/2020/wordml/sdtdatahash" xmlns:w16sdtfl="http://schemas.microsoft.com/office/word/2024/wordml/sdtformatlock" xmlns:w16se="http://schemas.microsoft.com/office/word/2015/wordml/symex" xmlns:wpg="http://schemas.microsoft.com/office/word/2010/wordprocessingGroup" xmlns:wpi="http://schemas.microsoft.com/office/word/2010/wordprocessingInk" xmlns:wne="http://schemas.microsoft.com/office/word/2006/wordml" xmlns:wps="http://schemas.microsoft.com/office/word/2010/wordprocessingShape" mc:Ignorable="w14 w15 w16se w16cid w16 w16cex w16sdtdh w16sdtfl w16du wp14">
+<w:hdr xmlns:wpc="http://schemas.microsoft.com/office/word/2010/wordprocessingCanvas" xmlns:cx="http://schemas.microsoft.com/office/drawing/2014/chartex" xmlns:cx1="http://schemas.microsoft.com/office/drawing/2015/9/8/chartex" xmlns:cx2="http://schemas.microsoft.com/office/drawing/2015/10/21/chartex" xmlns:cx3="http://schemas.microsoft.com/office/drawing/2016/5/9/chartex" xmlns:cx4="http://schemas.microsoft.com/office/drawing/2016/5/10/chartex" xmlns:cx5="http://schemas.microsoft.com/office/drawing/2016/5/11/chartex" xmlns:cx6="http://schemas.microsoft.com/office/drawing/2016/5/12/chartex" xmlns:cx7="http://schemas.microsoft.com/office/drawing/2016/5/13/chartex" xmlns:cx8="http://schemas.microsoft.com/office/drawing/2016/5/14/chartex" xmlns:mc="http://schemas.openxmlformats.org/markup-compatibility/2006" xmlns:m="http://schemas.openxmlformats.org/officeDocument/2006/math" xmlns:aink="http://schemas.microsoft.com/office/drawing/2016/ink" xmlns:am3d="http://schemas.microsoft.com/office/drawing/2017/model3d" xmlns:oel="http://schemas.microsoft.com/office/2019/extlst" xmlns:r="http://schemas.openxmlformats.org/officeDocument/2006/relationships" xmlns:wp14="http://schemas.microsoft.com/office/word/2010/wordprocessingDrawing" xmlns:wp="http://schemas.openxmlformats.org/drawingml/2006/wordprocessingDrawing" xmlns:wpg="http://schemas.microsoft.com/office/word/2010/wordprocessingGroup" xmlns:wpi="http://schemas.microsoft.com/office/word/2010/wordprocessingInk" xmlns:wps="http://schemas.microsoft.com/office/word/2010/wordprocessingShape" xmlns:o="urn:schemas-microsoft-com:office:office" xmlns:v="urn:schemas-microsoft-com:vml" xmlns:w10="urn:schemas-microsoft-com:office:word" xmlns:w="http://schemas.openxmlformats.org/wordprocessingml/2006/main" xmlns:w14="http://schemas.microsoft.com/office/word/2010/wordml" xmlns:w15="http://schemas.microsoft.com/office/word/2012/wordml" xmlns:w16cex="http://schemas.microsoft.com/office/word/2018/wordml/cex" xmlns:w16cid="http://schemas.microsoft.com/office/word/2016/wordml/cid" xmlns:w16="http://schemas.microsoft.com/office/word/2018/wordml" xmlns:w16sdtdh="http://schemas.microsoft.com/office/word/2020/wordml/sdtdatahash" xmlns:w16sdtfl="http://schemas.microsoft.com/office/word/2024/wordml/sdtformatlock" xmlns:w16se="http://schemas.microsoft.com/office/word/2015/wordml/symex" xmlns:w16du="http://schemas.microsoft.com/office/word/2023/wordml/word16du" xmlns:wne="http://schemas.microsoft.com/office/word/2006/wordml" mc:Ignorable="w14 w15 w16se w16cid w16 w16cex w16sdtdh w16sdtfl w16du wp14">
   <w:tbl>
     <w:tblPr>
       <w:tblStyle w:val="Tablanormal41"/>
@@ -6636,8 +7369,6 @@
           <w:r>
             <w:rPr>
               <w:rFonts w:eastAsia="Calibri" w:cs="Times New Roman"/>
-              <w:b w:val="0"/>
-              <w:bCs w:val="0"/>
               <w:noProof/>
             </w:rPr>
             <w:drawing>
@@ -6723,8 +7454,6 @@
           <w:r>
             <w:rPr>
               <w:rFonts w:ascii="Times New Roman" w:eastAsia="Calibri" w:hAnsi="Times New Roman" w:cs="Times New Roman"/>
-              <w:b w:val="0"/>
-              <w:bCs w:val="0"/>
               <w:noProof/>
               <w:color w:val="1F4E79"/>
               <w:sz w:val="18"/>
@@ -6795,24 +7524,24 @@
   </w:tbl>
   <w:p>
     <w:pPr>
-      <w:pStyle w:val="Header"/>
+      <w:pStyle w:val="Encabezado"/>
     </w:pPr>
   </w:p>
 </w:hdr>
 </file>
 
 <file path=word/header4.xml><?xml version="1.0" encoding="utf-8"?>
-<w:hdr xmlns:wpc="http://schemas.microsoft.com/office/word/2010/wordprocessingCanvas" xmlns:cx="http://schemas.microsoft.com/office/drawing/2014/chartex" xmlns:cx1="http://schemas.microsoft.com/office/drawing/2015/9/8/chartex" xmlns:cx2="http://schemas.microsoft.com/office/drawing/2015/10/21/chartex" xmlns:cx3="http://schemas.microsoft.com/office/drawing/2016/5/9/chartex" xmlns:cx4="http://schemas.microsoft.com/office/drawing/2016/5/10/chartex" xmlns:cx5="http://schemas.microsoft.com/office/drawing/2016/5/11/chartex" xmlns:cx6="http://schemas.microsoft.com/office/drawing/2016/5/12/chartex" xmlns:cx7="http://schemas.microsoft.com/office/drawing/2016/5/13/chartex" xmlns:cx8="http://schemas.microsoft.com/office/drawing/2016/5/14/chartex" xmlns:mc="http://schemas.openxmlformats.org/markup-compatibility/2006" xmlns:aink="http://schemas.microsoft.com/office/drawing/2016/ink" xmlns:am3d="http://schemas.microsoft.com/office/drawing/2017/model3d" xmlns:o="urn:schemas-microsoft-com:office:office" xmlns:oel="http://schemas.microsoft.com/office/2019/extlst" xmlns:r="http://schemas.openxmlformats.org/officeDocument/2006/relationships" xmlns:m="http://schemas.openxmlformats.org/officeDocument/2006/math" xmlns:v="urn:schemas-microsoft-com:vml" xmlns:wp14="http://schemas.microsoft.com/office/word/2010/wordprocessingDrawing" xmlns:wp="http://schemas.openxmlformats.org/drawingml/2006/wordprocessingDrawing" xmlns:w10="urn:schemas-microsoft-com:office:word" xmlns:w="http://schemas.openxmlformats.org/wordprocessingml/2006/main" xmlns:w14="http://schemas.microsoft.com/office/word/2010/wordml" xmlns:w15="http://schemas.microsoft.com/office/word/2012/wordml" xmlns:w16cex="http://schemas.microsoft.com/office/word/2018/wordml/cex" xmlns:w16cid="http://schemas.microsoft.com/office/word/2016/wordml/cid" xmlns:w16="http://schemas.microsoft.com/office/word/2018/wordml" xmlns:w16du="http://schemas.microsoft.com/office/word/2023/wordml/word16du" xmlns:w16sdtdh="http://schemas.microsoft.com/office/word/2020/wordml/sdtdatahash" xmlns:w16sdtfl="http://schemas.microsoft.com/office/word/2024/wordml/sdtformatlock" xmlns:w16se="http://schemas.microsoft.com/office/word/2015/wordml/symex" xmlns:wpg="http://schemas.microsoft.com/office/word/2010/wordprocessingGroup" xmlns:wpi="http://schemas.microsoft.com/office/word/2010/wordprocessingInk" xmlns:wne="http://schemas.microsoft.com/office/word/2006/wordml" xmlns:wps="http://schemas.microsoft.com/office/word/2010/wordprocessingShape" mc:Ignorable="w14 w15 w16se w16cid w16 w16cex w16sdtdh w16sdtfl w16du wp14">
+<w:hdr xmlns:wpc="http://schemas.microsoft.com/office/word/2010/wordprocessingCanvas" xmlns:cx="http://schemas.microsoft.com/office/drawing/2014/chartex" xmlns:cx1="http://schemas.microsoft.com/office/drawing/2015/9/8/chartex" xmlns:cx2="http://schemas.microsoft.com/office/drawing/2015/10/21/chartex" xmlns:cx3="http://schemas.microsoft.com/office/drawing/2016/5/9/chartex" xmlns:cx4="http://schemas.microsoft.com/office/drawing/2016/5/10/chartex" xmlns:cx5="http://schemas.microsoft.com/office/drawing/2016/5/11/chartex" xmlns:cx6="http://schemas.microsoft.com/office/drawing/2016/5/12/chartex" xmlns:cx7="http://schemas.microsoft.com/office/drawing/2016/5/13/chartex" xmlns:cx8="http://schemas.microsoft.com/office/drawing/2016/5/14/chartex" xmlns:mc="http://schemas.openxmlformats.org/markup-compatibility/2006" xmlns:m="http://schemas.openxmlformats.org/officeDocument/2006/math" xmlns:aink="http://schemas.microsoft.com/office/drawing/2016/ink" xmlns:am3d="http://schemas.microsoft.com/office/drawing/2017/model3d" xmlns:oel="http://schemas.microsoft.com/office/2019/extlst" xmlns:r="http://schemas.openxmlformats.org/officeDocument/2006/relationships" xmlns:wp14="http://schemas.microsoft.com/office/word/2010/wordprocessingDrawing" xmlns:wp="http://schemas.openxmlformats.org/drawingml/2006/wordprocessingDrawing" xmlns:wpg="http://schemas.microsoft.com/office/word/2010/wordprocessingGroup" xmlns:wpi="http://schemas.microsoft.com/office/word/2010/wordprocessingInk" xmlns:wps="http://schemas.microsoft.com/office/word/2010/wordprocessingShape" xmlns:o="urn:schemas-microsoft-com:office:office" xmlns:v="urn:schemas-microsoft-com:vml" xmlns:w10="urn:schemas-microsoft-com:office:word" xmlns:w="http://schemas.openxmlformats.org/wordprocessingml/2006/main" xmlns:w14="http://schemas.microsoft.com/office/word/2010/wordml" xmlns:w15="http://schemas.microsoft.com/office/word/2012/wordml" xmlns:w16cex="http://schemas.microsoft.com/office/word/2018/wordml/cex" xmlns:w16cid="http://schemas.microsoft.com/office/word/2016/wordml/cid" xmlns:w16="http://schemas.microsoft.com/office/word/2018/wordml" xmlns:w16sdtdh="http://schemas.microsoft.com/office/word/2020/wordml/sdtdatahash" xmlns:w16sdtfl="http://schemas.microsoft.com/office/word/2024/wordml/sdtformatlock" xmlns:w16se="http://schemas.microsoft.com/office/word/2015/wordml/symex" xmlns:w16du="http://schemas.microsoft.com/office/word/2023/wordml/word16du" xmlns:wne="http://schemas.microsoft.com/office/word/2006/wordml" mc:Ignorable="w14 w15 w16se w16cid w16 w16cex w16sdtdh w16sdtfl w16du wp14">
   <w:p>
     <w:pPr>
-      <w:pStyle w:val="Header"/>
+      <w:pStyle w:val="Encabezado"/>
     </w:pPr>
   </w:p>
 </w:hdr>
 </file>
 
 <file path=word/header5.xml><?xml version="1.0" encoding="utf-8"?>
-<w:hdr xmlns:wpc="http://schemas.microsoft.com/office/word/2010/wordprocessingCanvas" xmlns:cx="http://schemas.microsoft.com/office/drawing/2014/chartex" xmlns:cx1="http://schemas.microsoft.com/office/drawing/2015/9/8/chartex" xmlns:cx2="http://schemas.microsoft.com/office/drawing/2015/10/21/chartex" xmlns:cx3="http://schemas.microsoft.com/office/drawing/2016/5/9/chartex" xmlns:cx4="http://schemas.microsoft.com/office/drawing/2016/5/10/chartex" xmlns:cx5="http://schemas.microsoft.com/office/drawing/2016/5/11/chartex" xmlns:cx6="http://schemas.microsoft.com/office/drawing/2016/5/12/chartex" xmlns:cx7="http://schemas.microsoft.com/office/drawing/2016/5/13/chartex" xmlns:cx8="http://schemas.microsoft.com/office/drawing/2016/5/14/chartex" xmlns:mc="http://schemas.openxmlformats.org/markup-compatibility/2006" xmlns:aink="http://schemas.microsoft.com/office/drawing/2016/ink" xmlns:am3d="http://schemas.microsoft.com/office/drawing/2017/model3d" xmlns:o="urn:schemas-microsoft-com:office:office" xmlns:oel="http://schemas.microsoft.com/office/2019/extlst" xmlns:r="http://schemas.openxmlformats.org/officeDocument/2006/relationships" xmlns:m="http://schemas.openxmlformats.org/officeDocument/2006/math" xmlns:v="urn:schemas-microsoft-com:vml" xmlns:wp14="http://schemas.microsoft.com/office/word/2010/wordprocessingDrawing" xmlns:wp="http://schemas.openxmlformats.org/drawingml/2006/wordprocessingDrawing" xmlns:w10="urn:schemas-microsoft-com:office:word" xmlns:w="http://schemas.openxmlformats.org/wordprocessingml/2006/main" xmlns:w14="http://schemas.microsoft.com/office/word/2010/wordml" xmlns:w15="http://schemas.microsoft.com/office/word/2012/wordml" xmlns:w16cex="http://schemas.microsoft.com/office/word/2018/wordml/cex" xmlns:w16cid="http://schemas.microsoft.com/office/word/2016/wordml/cid" xmlns:w16="http://schemas.microsoft.com/office/word/2018/wordml" xmlns:w16du="http://schemas.microsoft.com/office/word/2023/wordml/word16du" xmlns:w16sdtdh="http://schemas.microsoft.com/office/word/2020/wordml/sdtdatahash" xmlns:w16sdtfl="http://schemas.microsoft.com/office/word/2024/wordml/sdtformatlock" xmlns:w16se="http://schemas.microsoft.com/office/word/2015/wordml/symex" xmlns:wpg="http://schemas.microsoft.com/office/word/2010/wordprocessingGroup" xmlns:wpi="http://schemas.microsoft.com/office/word/2010/wordprocessingInk" xmlns:wne="http://schemas.microsoft.com/office/word/2006/wordml" xmlns:wps="http://schemas.microsoft.com/office/word/2010/wordprocessingShape" mc:Ignorable="w14 w15 w16se w16cid w16 w16cex w16sdtdh w16sdtfl w16du wp14">
+<w:hdr xmlns:wpc="http://schemas.microsoft.com/office/word/2010/wordprocessingCanvas" xmlns:cx="http://schemas.microsoft.com/office/drawing/2014/chartex" xmlns:cx1="http://schemas.microsoft.com/office/drawing/2015/9/8/chartex" xmlns:cx2="http://schemas.microsoft.com/office/drawing/2015/10/21/chartex" xmlns:cx3="http://schemas.microsoft.com/office/drawing/2016/5/9/chartex" xmlns:cx4="http://schemas.microsoft.com/office/drawing/2016/5/10/chartex" xmlns:cx5="http://schemas.microsoft.com/office/drawing/2016/5/11/chartex" xmlns:cx6="http://schemas.microsoft.com/office/drawing/2016/5/12/chartex" xmlns:cx7="http://schemas.microsoft.com/office/drawing/2016/5/13/chartex" xmlns:cx8="http://schemas.microsoft.com/office/drawing/2016/5/14/chartex" xmlns:mc="http://schemas.openxmlformats.org/markup-compatibility/2006" xmlns:m="http://schemas.openxmlformats.org/officeDocument/2006/math" xmlns:aink="http://schemas.microsoft.com/office/drawing/2016/ink" xmlns:am3d="http://schemas.microsoft.com/office/drawing/2017/model3d" xmlns:oel="http://schemas.microsoft.com/office/2019/extlst" xmlns:r="http://schemas.openxmlformats.org/officeDocument/2006/relationships" xmlns:wp14="http://schemas.microsoft.com/office/word/2010/wordprocessingDrawing" xmlns:wp="http://schemas.openxmlformats.org/drawingml/2006/wordprocessingDrawing" xmlns:wpg="http://schemas.microsoft.com/office/word/2010/wordprocessingGroup" xmlns:wpi="http://schemas.microsoft.com/office/word/2010/wordprocessingInk" xmlns:wps="http://schemas.microsoft.com/office/word/2010/wordprocessingShape" xmlns:o="urn:schemas-microsoft-com:office:office" xmlns:v="urn:schemas-microsoft-com:vml" xmlns:w10="urn:schemas-microsoft-com:office:word" xmlns:w="http://schemas.openxmlformats.org/wordprocessingml/2006/main" xmlns:w14="http://schemas.microsoft.com/office/word/2010/wordml" xmlns:w15="http://schemas.microsoft.com/office/word/2012/wordml" xmlns:w16cex="http://schemas.microsoft.com/office/word/2018/wordml/cex" xmlns:w16cid="http://schemas.microsoft.com/office/word/2016/wordml/cid" xmlns:w16="http://schemas.microsoft.com/office/word/2018/wordml" xmlns:w16sdtdh="http://schemas.microsoft.com/office/word/2020/wordml/sdtdatahash" xmlns:w16sdtfl="http://schemas.microsoft.com/office/word/2024/wordml/sdtformatlock" xmlns:w16se="http://schemas.microsoft.com/office/word/2015/wordml/symex" xmlns:w16du="http://schemas.microsoft.com/office/word/2023/wordml/word16du" xmlns:wne="http://schemas.microsoft.com/office/word/2006/wordml" mc:Ignorable="w14 w15 w16se w16cid w16 w16cex w16sdtdh w16sdtfl w16du wp14">
   <w:tbl>
     <w:tblPr>
       <w:tblStyle w:val="Tablanormal41"/>
@@ -6845,8 +7574,6 @@
           <w:r>
             <w:rPr>
               <w:rFonts w:eastAsia="Calibri" w:cs="Times New Roman"/>
-              <w:b w:val="0"/>
-              <w:bCs w:val="0"/>
               <w:noProof/>
             </w:rPr>
             <w:drawing>
@@ -6932,8 +7659,6 @@
           <w:r>
             <w:rPr>
               <w:rFonts w:ascii="Times New Roman" w:eastAsia="Calibri" w:hAnsi="Times New Roman" w:cs="Times New Roman"/>
-              <w:b w:val="0"/>
-              <w:bCs w:val="0"/>
               <w:noProof/>
               <w:color w:val="1F4E79"/>
               <w:sz w:val="18"/>
@@ -7002,14 +7727,14 @@
   </w:tbl>
   <w:p>
     <w:pPr>
-      <w:pStyle w:val="Header"/>
+      <w:pStyle w:val="Encabezado"/>
     </w:pPr>
   </w:p>
 </w:hdr>
 </file>
 
 <file path=word/header6.xml><?xml version="1.0" encoding="utf-8"?>
-<w:hdr xmlns:wpc="http://schemas.microsoft.com/office/word/2010/wordprocessingCanvas" xmlns:cx="http://schemas.microsoft.com/office/drawing/2014/chartex" xmlns:cx1="http://schemas.microsoft.com/office/drawing/2015/9/8/chartex" xmlns:cx2="http://schemas.microsoft.com/office/drawing/2015/10/21/chartex" xmlns:cx3="http://schemas.microsoft.com/office/drawing/2016/5/9/chartex" xmlns:cx4="http://schemas.microsoft.com/office/drawing/2016/5/10/chartex" xmlns:cx5="http://schemas.microsoft.com/office/drawing/2016/5/11/chartex" xmlns:cx6="http://schemas.microsoft.com/office/drawing/2016/5/12/chartex" xmlns:cx7="http://schemas.microsoft.com/office/drawing/2016/5/13/chartex" xmlns:cx8="http://schemas.microsoft.com/office/drawing/2016/5/14/chartex" xmlns:mc="http://schemas.openxmlformats.org/markup-compatibility/2006" xmlns:aink="http://schemas.microsoft.com/office/drawing/2016/ink" xmlns:am3d="http://schemas.microsoft.com/office/drawing/2017/model3d" xmlns:o="urn:schemas-microsoft-com:office:office" xmlns:oel="http://schemas.microsoft.com/office/2019/extlst" xmlns:r="http://schemas.openxmlformats.org/officeDocument/2006/relationships" xmlns:m="http://schemas.openxmlformats.org/officeDocument/2006/math" xmlns:v="urn:schemas-microsoft-com:vml" xmlns:wp14="http://schemas.microsoft.com/office/word/2010/wordprocessingDrawing" xmlns:wp="http://schemas.openxmlformats.org/drawingml/2006/wordprocessingDrawing" xmlns:w10="urn:schemas-microsoft-com:office:word" xmlns:w="http://schemas.openxmlformats.org/wordprocessingml/2006/main" xmlns:w14="http://schemas.microsoft.com/office/word/2010/wordml" xmlns:w15="http://schemas.microsoft.com/office/word/2012/wordml" xmlns:w16cex="http://schemas.microsoft.com/office/word/2018/wordml/cex" xmlns:w16cid="http://schemas.microsoft.com/office/word/2016/wordml/cid" xmlns:w16="http://schemas.microsoft.com/office/word/2018/wordml" xmlns:w16du="http://schemas.microsoft.com/office/word/2023/wordml/word16du" xmlns:w16sdtdh="http://schemas.microsoft.com/office/word/2020/wordml/sdtdatahash" xmlns:w16sdtfl="http://schemas.microsoft.com/office/word/2024/wordml/sdtformatlock" xmlns:w16se="http://schemas.microsoft.com/office/word/2015/wordml/symex" xmlns:wpg="http://schemas.microsoft.com/office/word/2010/wordprocessingGroup" xmlns:wpi="http://schemas.microsoft.com/office/word/2010/wordprocessingInk" xmlns:wne="http://schemas.microsoft.com/office/word/2006/wordml" xmlns:wps="http://schemas.microsoft.com/office/word/2010/wordprocessingShape" mc:Ignorable="w14 w15 w16se w16cid w16 w16cex w16sdtdh w16sdtfl w16du wp14">
+<w:hdr xmlns:wpc="http://schemas.microsoft.com/office/word/2010/wordprocessingCanvas" xmlns:cx="http://schemas.microsoft.com/office/drawing/2014/chartex" xmlns:cx1="http://schemas.microsoft.com/office/drawing/2015/9/8/chartex" xmlns:cx2="http://schemas.microsoft.com/office/drawing/2015/10/21/chartex" xmlns:cx3="http://schemas.microsoft.com/office/drawing/2016/5/9/chartex" xmlns:cx4="http://schemas.microsoft.com/office/drawing/2016/5/10/chartex" xmlns:cx5="http://schemas.microsoft.com/office/drawing/2016/5/11/chartex" xmlns:cx6="http://schemas.microsoft.com/office/drawing/2016/5/12/chartex" xmlns:cx7="http://schemas.microsoft.com/office/drawing/2016/5/13/chartex" xmlns:cx8="http://schemas.microsoft.com/office/drawing/2016/5/14/chartex" xmlns:mc="http://schemas.openxmlformats.org/markup-compatibility/2006" xmlns:m="http://schemas.openxmlformats.org/officeDocument/2006/math" xmlns:aink="http://schemas.microsoft.com/office/drawing/2016/ink" xmlns:am3d="http://schemas.microsoft.com/office/drawing/2017/model3d" xmlns:oel="http://schemas.microsoft.com/office/2019/extlst" xmlns:r="http://schemas.openxmlformats.org/officeDocument/2006/relationships" xmlns:wp14="http://schemas.microsoft.com/office/word/2010/wordprocessingDrawing" xmlns:wp="http://schemas.openxmlformats.org/drawingml/2006/wordprocessingDrawing" xmlns:wpg="http://schemas.microsoft.com/office/word/2010/wordprocessingGroup" xmlns:wpi="http://schemas.microsoft.com/office/word/2010/wordprocessingInk" xmlns:wps="http://schemas.microsoft.com/office/word/2010/wordprocessingShape" xmlns:o="urn:schemas-microsoft-com:office:office" xmlns:v="urn:schemas-microsoft-com:vml" xmlns:w10="urn:schemas-microsoft-com:office:word" xmlns:w="http://schemas.openxmlformats.org/wordprocessingml/2006/main" xmlns:w14="http://schemas.microsoft.com/office/word/2010/wordml" xmlns:w15="http://schemas.microsoft.com/office/word/2012/wordml" xmlns:w16cex="http://schemas.microsoft.com/office/word/2018/wordml/cex" xmlns:w16cid="http://schemas.microsoft.com/office/word/2016/wordml/cid" xmlns:w16="http://schemas.microsoft.com/office/word/2018/wordml" xmlns:w16sdtdh="http://schemas.microsoft.com/office/word/2020/wordml/sdtdatahash" xmlns:w16sdtfl="http://schemas.microsoft.com/office/word/2024/wordml/sdtformatlock" xmlns:w16se="http://schemas.microsoft.com/office/word/2015/wordml/symex" xmlns:w16du="http://schemas.microsoft.com/office/word/2023/wordml/word16du" xmlns:wne="http://schemas.microsoft.com/office/word/2006/wordml" mc:Ignorable="w14 w15 w16se w16cid w16 w16cex w16sdtdh w16sdtfl w16du wp14">
   <w:tbl>
     <w:tblPr>
       <w:tblStyle w:val="Tablanormal41"/>
@@ -7042,8 +7767,6 @@
           <w:r>
             <w:rPr>
               <w:rFonts w:eastAsia="Calibri" w:cs="Times New Roman"/>
-              <w:b w:val="0"/>
-              <w:bCs w:val="0"/>
               <w:noProof/>
             </w:rPr>
             <w:drawing>
@@ -7129,8 +7852,6 @@
           <w:r>
             <w:rPr>
               <w:rFonts w:ascii="Times New Roman" w:eastAsia="Calibri" w:hAnsi="Times New Roman" w:cs="Times New Roman"/>
-              <w:b w:val="0"/>
-              <w:bCs w:val="0"/>
               <w:noProof/>
               <w:color w:val="1F4E79"/>
               <w:sz w:val="18"/>
@@ -7199,24 +7920,24 @@
   </w:tbl>
   <w:p>
     <w:pPr>
-      <w:pStyle w:val="Header"/>
+      <w:pStyle w:val="Encabezado"/>
     </w:pPr>
   </w:p>
 </w:hdr>
 </file>
 
 <file path=word/header7.xml><?xml version="1.0" encoding="utf-8"?>
-<w:hdr xmlns:wpc="http://schemas.microsoft.com/office/word/2010/wordprocessingCanvas" xmlns:cx="http://schemas.microsoft.com/office/drawing/2014/chartex" xmlns:cx1="http://schemas.microsoft.com/office/drawing/2015/9/8/chartex" xmlns:cx2="http://schemas.microsoft.com/office/drawing/2015/10/21/chartex" xmlns:cx3="http://schemas.microsoft.com/office/drawing/2016/5/9/chartex" xmlns:cx4="http://schemas.microsoft.com/office/drawing/2016/5/10/chartex" xmlns:cx5="http://schemas.microsoft.com/office/drawing/2016/5/11/chartex" xmlns:cx6="http://schemas.microsoft.com/office/drawing/2016/5/12/chartex" xmlns:cx7="http://schemas.microsoft.com/office/drawing/2016/5/13/chartex" xmlns:cx8="http://schemas.microsoft.com/office/drawing/2016/5/14/chartex" xmlns:mc="http://schemas.openxmlformats.org/markup-compatibility/2006" xmlns:aink="http://schemas.microsoft.com/office/drawing/2016/ink" xmlns:am3d="http://schemas.microsoft.com/office/drawing/2017/model3d" xmlns:o="urn:schemas-microsoft-com:office:office" xmlns:oel="http://schemas.microsoft.com/office/2019/extlst" xmlns:r="http://schemas.openxmlformats.org/officeDocument/2006/relationships" xmlns:m="http://schemas.openxmlformats.org/officeDocument/2006/math" xmlns:v="urn:schemas-microsoft-com:vml" xmlns:wp14="http://schemas.microsoft.com/office/word/2010/wordprocessingDrawing" xmlns:wp="http://schemas.openxmlformats.org/drawingml/2006/wordprocessingDrawing" xmlns:w10="urn:schemas-microsoft-com:office:word" xmlns:w="http://schemas.openxmlformats.org/wordprocessingml/2006/main" xmlns:w14="http://schemas.microsoft.com/office/word/2010/wordml" xmlns:w15="http://schemas.microsoft.com/office/word/2012/wordml" xmlns:w16cex="http://schemas.microsoft.com/office/word/2018/wordml/cex" xmlns:w16cid="http://schemas.microsoft.com/office/word/2016/wordml/cid" xmlns:w16="http://schemas.microsoft.com/office/word/2018/wordml" xmlns:w16du="http://schemas.microsoft.com/office/word/2023/wordml/word16du" xmlns:w16sdtdh="http://schemas.microsoft.com/office/word/2020/wordml/sdtdatahash" xmlns:w16sdtfl="http://schemas.microsoft.com/office/word/2024/wordml/sdtformatlock" xmlns:w16se="http://schemas.microsoft.com/office/word/2015/wordml/symex" xmlns:wpg="http://schemas.microsoft.com/office/word/2010/wordprocessingGroup" xmlns:wpi="http://schemas.microsoft.com/office/word/2010/wordprocessingInk" xmlns:wne="http://schemas.microsoft.com/office/word/2006/wordml" xmlns:wps="http://schemas.microsoft.com/office/word/2010/wordprocessingShape" mc:Ignorable="w14 w15 w16se w16cid w16 w16cex w16sdtdh w16sdtfl w16du wp14">
+<w:hdr xmlns:wpc="http://schemas.microsoft.com/office/word/2010/wordprocessingCanvas" xmlns:cx="http://schemas.microsoft.com/office/drawing/2014/chartex" xmlns:cx1="http://schemas.microsoft.com/office/drawing/2015/9/8/chartex" xmlns:cx2="http://schemas.microsoft.com/office/drawing/2015/10/21/chartex" xmlns:cx3="http://schemas.microsoft.com/office/drawing/2016/5/9/chartex" xmlns:cx4="http://schemas.microsoft.com/office/drawing/2016/5/10/chartex" xmlns:cx5="http://schemas.microsoft.com/office/drawing/2016/5/11/chartex" xmlns:cx6="http://schemas.microsoft.com/office/drawing/2016/5/12/chartex" xmlns:cx7="http://schemas.microsoft.com/office/drawing/2016/5/13/chartex" xmlns:cx8="http://schemas.microsoft.com/office/drawing/2016/5/14/chartex" xmlns:mc="http://schemas.openxmlformats.org/markup-compatibility/2006" xmlns:m="http://schemas.openxmlformats.org/officeDocument/2006/math" xmlns:aink="http://schemas.microsoft.com/office/drawing/2016/ink" xmlns:am3d="http://schemas.microsoft.com/office/drawing/2017/model3d" xmlns:oel="http://schemas.microsoft.com/office/2019/extlst" xmlns:r="http://schemas.openxmlformats.org/officeDocument/2006/relationships" xmlns:wp14="http://schemas.microsoft.com/office/word/2010/wordprocessingDrawing" xmlns:wp="http://schemas.openxmlformats.org/drawingml/2006/wordprocessingDrawing" xmlns:wpg="http://schemas.microsoft.com/office/word/2010/wordprocessingGroup" xmlns:wpi="http://schemas.microsoft.com/office/word/2010/wordprocessingInk" xmlns:wps="http://schemas.microsoft.com/office/word/2010/wordprocessingShape" xmlns:o="urn:schemas-microsoft-com:office:office" xmlns:v="urn:schemas-microsoft-com:vml" xmlns:w10="urn:schemas-microsoft-com:office:word" xmlns:w="http://schemas.openxmlformats.org/wordprocessingml/2006/main" xmlns:w14="http://schemas.microsoft.com/office/word/2010/wordml" xmlns:w15="http://schemas.microsoft.com/office/word/2012/wordml" xmlns:w16cex="http://schemas.microsoft.com/office/word/2018/wordml/cex" xmlns:w16cid="http://schemas.microsoft.com/office/word/2016/wordml/cid" xmlns:w16="http://schemas.microsoft.com/office/word/2018/wordml" xmlns:w16sdtdh="http://schemas.microsoft.com/office/word/2020/wordml/sdtdatahash" xmlns:w16sdtfl="http://schemas.microsoft.com/office/word/2024/wordml/sdtformatlock" xmlns:w16se="http://schemas.microsoft.com/office/word/2015/wordml/symex" xmlns:w16du="http://schemas.microsoft.com/office/word/2023/wordml/word16du" xmlns:wne="http://schemas.microsoft.com/office/word/2006/wordml" mc:Ignorable="w14 w15 w16se w16cid w16 w16cex w16sdtdh w16sdtfl w16du wp14">
   <w:p>
     <w:pPr>
-      <w:pStyle w:val="Header"/>
+      <w:pStyle w:val="Encabezado"/>
     </w:pPr>
   </w:p>
 </w:hdr>
 </file>
 
 <file path=word/header8.xml><?xml version="1.0" encoding="utf-8"?>
-<w:hdr xmlns:wpc="http://schemas.microsoft.com/office/word/2010/wordprocessingCanvas" xmlns:cx="http://schemas.microsoft.com/office/drawing/2014/chartex" xmlns:cx1="http://schemas.microsoft.com/office/drawing/2015/9/8/chartex" xmlns:cx2="http://schemas.microsoft.com/office/drawing/2015/10/21/chartex" xmlns:cx3="http://schemas.microsoft.com/office/drawing/2016/5/9/chartex" xmlns:cx4="http://schemas.microsoft.com/office/drawing/2016/5/10/chartex" xmlns:cx5="http://schemas.microsoft.com/office/drawing/2016/5/11/chartex" xmlns:cx6="http://schemas.microsoft.com/office/drawing/2016/5/12/chartex" xmlns:cx7="http://schemas.microsoft.com/office/drawing/2016/5/13/chartex" xmlns:cx8="http://schemas.microsoft.com/office/drawing/2016/5/14/chartex" xmlns:mc="http://schemas.openxmlformats.org/markup-compatibility/2006" xmlns:aink="http://schemas.microsoft.com/office/drawing/2016/ink" xmlns:am3d="http://schemas.microsoft.com/office/drawing/2017/model3d" xmlns:o="urn:schemas-microsoft-com:office:office" xmlns:oel="http://schemas.microsoft.com/office/2019/extlst" xmlns:r="http://schemas.openxmlformats.org/officeDocument/2006/relationships" xmlns:m="http://schemas.openxmlformats.org/officeDocument/2006/math" xmlns:v="urn:schemas-microsoft-com:vml" xmlns:wp14="http://schemas.microsoft.com/office/word/2010/wordprocessingDrawing" xmlns:wp="http://schemas.openxmlformats.org/drawingml/2006/wordprocessingDrawing" xmlns:w10="urn:schemas-microsoft-com:office:word" xmlns:w="http://schemas.openxmlformats.org/wordprocessingml/2006/main" xmlns:w14="http://schemas.microsoft.com/office/word/2010/wordml" xmlns:w15="http://schemas.microsoft.com/office/word/2012/wordml" xmlns:w16cex="http://schemas.microsoft.com/office/word/2018/wordml/cex" xmlns:w16cid="http://schemas.microsoft.com/office/word/2016/wordml/cid" xmlns:w16="http://schemas.microsoft.com/office/word/2018/wordml" xmlns:w16du="http://schemas.microsoft.com/office/word/2023/wordml/word16du" xmlns:w16sdtdh="http://schemas.microsoft.com/office/word/2020/wordml/sdtdatahash" xmlns:w16sdtfl="http://schemas.microsoft.com/office/word/2024/wordml/sdtformatlock" xmlns:w16se="http://schemas.microsoft.com/office/word/2015/wordml/symex" xmlns:wpg="http://schemas.microsoft.com/office/word/2010/wordprocessingGroup" xmlns:wpi="http://schemas.microsoft.com/office/word/2010/wordprocessingInk" xmlns:wne="http://schemas.microsoft.com/office/word/2006/wordml" xmlns:wps="http://schemas.microsoft.com/office/word/2010/wordprocessingShape" mc:Ignorable="w14 w15 w16se w16cid w16 w16cex w16sdtdh w16sdtfl w16du wp14">
+<w:hdr xmlns:wpc="http://schemas.microsoft.com/office/word/2010/wordprocessingCanvas" xmlns:cx="http://schemas.microsoft.com/office/drawing/2014/chartex" xmlns:cx1="http://schemas.microsoft.com/office/drawing/2015/9/8/chartex" xmlns:cx2="http://schemas.microsoft.com/office/drawing/2015/10/21/chartex" xmlns:cx3="http://schemas.microsoft.com/office/drawing/2016/5/9/chartex" xmlns:cx4="http://schemas.microsoft.com/office/drawing/2016/5/10/chartex" xmlns:cx5="http://schemas.microsoft.com/office/drawing/2016/5/11/chartex" xmlns:cx6="http://schemas.microsoft.com/office/drawing/2016/5/12/chartex" xmlns:cx7="http://schemas.microsoft.com/office/drawing/2016/5/13/chartex" xmlns:cx8="http://schemas.microsoft.com/office/drawing/2016/5/14/chartex" xmlns:mc="http://schemas.openxmlformats.org/markup-compatibility/2006" xmlns:m="http://schemas.openxmlformats.org/officeDocument/2006/math" xmlns:aink="http://schemas.microsoft.com/office/drawing/2016/ink" xmlns:am3d="http://schemas.microsoft.com/office/drawing/2017/model3d" xmlns:oel="http://schemas.microsoft.com/office/2019/extlst" xmlns:r="http://schemas.openxmlformats.org/officeDocument/2006/relationships" xmlns:wp14="http://schemas.microsoft.com/office/word/2010/wordprocessingDrawing" xmlns:wp="http://schemas.openxmlformats.org/drawingml/2006/wordprocessingDrawing" xmlns:wpg="http://schemas.microsoft.com/office/word/2010/wordprocessingGroup" xmlns:wpi="http://schemas.microsoft.com/office/word/2010/wordprocessingInk" xmlns:wps="http://schemas.microsoft.com/office/word/2010/wordprocessingShape" xmlns:o="urn:schemas-microsoft-com:office:office" xmlns:v="urn:schemas-microsoft-com:vml" xmlns:w10="urn:schemas-microsoft-com:office:word" xmlns:w="http://schemas.openxmlformats.org/wordprocessingml/2006/main" xmlns:w14="http://schemas.microsoft.com/office/word/2010/wordml" xmlns:w15="http://schemas.microsoft.com/office/word/2012/wordml" xmlns:w16cex="http://schemas.microsoft.com/office/word/2018/wordml/cex" xmlns:w16cid="http://schemas.microsoft.com/office/word/2016/wordml/cid" xmlns:w16="http://schemas.microsoft.com/office/word/2018/wordml" xmlns:w16sdtdh="http://schemas.microsoft.com/office/word/2020/wordml/sdtdatahash" xmlns:w16sdtfl="http://schemas.microsoft.com/office/word/2024/wordml/sdtformatlock" xmlns:w16se="http://schemas.microsoft.com/office/word/2015/wordml/symex" xmlns:w16du="http://schemas.microsoft.com/office/word/2023/wordml/word16du" xmlns:wne="http://schemas.microsoft.com/office/word/2006/wordml" mc:Ignorable="w14 w15 w16se w16cid w16 w16cex w16sdtdh w16sdtfl w16du wp14">
   <w:tbl>
     <w:tblPr>
       <w:tblStyle w:val="Tablanormal41"/>
@@ -7249,8 +7970,6 @@
           <w:r>
             <w:rPr>
               <w:rFonts w:eastAsia="Calibri" w:cs="Times New Roman"/>
-              <w:b w:val="0"/>
-              <w:bCs w:val="0"/>
               <w:noProof/>
             </w:rPr>
             <w:drawing>
@@ -7336,8 +8055,6 @@
           <w:r>
             <w:rPr>
               <w:rFonts w:ascii="Times New Roman" w:eastAsia="Calibri" w:hAnsi="Times New Roman" w:cs="Times New Roman"/>
-              <w:b w:val="0"/>
-              <w:bCs w:val="0"/>
               <w:noProof/>
               <w:color w:val="1F4E79"/>
               <w:sz w:val="18"/>
@@ -7406,14 +8123,14 @@
   </w:tbl>
   <w:p>
     <w:pPr>
-      <w:pStyle w:val="Header"/>
+      <w:pStyle w:val="Encabezado"/>
     </w:pPr>
   </w:p>
 </w:hdr>
 </file>
 
 <file path=word/header9.xml><?xml version="1.0" encoding="utf-8"?>
-<w:hdr xmlns:wpc="http://schemas.microsoft.com/office/word/2010/wordprocessingCanvas" xmlns:cx="http://schemas.microsoft.com/office/drawing/2014/chartex" xmlns:cx1="http://schemas.microsoft.com/office/drawing/2015/9/8/chartex" xmlns:cx2="http://schemas.microsoft.com/office/drawing/2015/10/21/chartex" xmlns:cx3="http://schemas.microsoft.com/office/drawing/2016/5/9/chartex" xmlns:cx4="http://schemas.microsoft.com/office/drawing/2016/5/10/chartex" xmlns:cx5="http://schemas.microsoft.com/office/drawing/2016/5/11/chartex" xmlns:cx6="http://schemas.microsoft.com/office/drawing/2016/5/12/chartex" xmlns:cx7="http://schemas.microsoft.com/office/drawing/2016/5/13/chartex" xmlns:cx8="http://schemas.microsoft.com/office/drawing/2016/5/14/chartex" xmlns:mc="http://schemas.openxmlformats.org/markup-compatibility/2006" xmlns:aink="http://schemas.microsoft.com/office/drawing/2016/ink" xmlns:am3d="http://schemas.microsoft.com/office/drawing/2017/model3d" xmlns:o="urn:schemas-microsoft-com:office:office" xmlns:oel="http://schemas.microsoft.com/office/2019/extlst" xmlns:r="http://schemas.openxmlformats.org/officeDocument/2006/relationships" xmlns:m="http://schemas.openxmlformats.org/officeDocument/2006/math" xmlns:v="urn:schemas-microsoft-com:vml" xmlns:wp14="http://schemas.microsoft.com/office/word/2010/wordprocessingDrawing" xmlns:wp="http://schemas.openxmlformats.org/drawingml/2006/wordprocessingDrawing" xmlns:w10="urn:schemas-microsoft-com:office:word" xmlns:w="http://schemas.openxmlformats.org/wordprocessingml/2006/main" xmlns:w14="http://schemas.microsoft.com/office/word/2010/wordml" xmlns:w15="http://schemas.microsoft.com/office/word/2012/wordml" xmlns:w16cex="http://schemas.microsoft.com/office/word/2018/wordml/cex" xmlns:w16cid="http://schemas.microsoft.com/office/word/2016/wordml/cid" xmlns:w16="http://schemas.microsoft.com/office/word/2018/wordml" xmlns:w16du="http://schemas.microsoft.com/office/word/2023/wordml/word16du" xmlns:w16sdtdh="http://schemas.microsoft.com/office/word/2020/wordml/sdtdatahash" xmlns:w16sdtfl="http://schemas.microsoft.com/office/word/2024/wordml/sdtformatlock" xmlns:w16se="http://schemas.microsoft.com/office/word/2015/wordml/symex" xmlns:wpg="http://schemas.microsoft.com/office/word/2010/wordprocessingGroup" xmlns:wpi="http://schemas.microsoft.com/office/word/2010/wordprocessingInk" xmlns:wne="http://schemas.microsoft.com/office/word/2006/wordml" xmlns:wps="http://schemas.microsoft.com/office/word/2010/wordprocessingShape" mc:Ignorable="w14 w15 w16se w16cid w16 w16cex w16sdtdh w16sdtfl w16du wp14">
+<w:hdr xmlns:wpc="http://schemas.microsoft.com/office/word/2010/wordprocessingCanvas" xmlns:cx="http://schemas.microsoft.com/office/drawing/2014/chartex" xmlns:cx1="http://schemas.microsoft.com/office/drawing/2015/9/8/chartex" xmlns:cx2="http://schemas.microsoft.com/office/drawing/2015/10/21/chartex" xmlns:cx3="http://schemas.microsoft.com/office/drawing/2016/5/9/chartex" xmlns:cx4="http://schemas.microsoft.com/office/drawing/2016/5/10/chartex" xmlns:cx5="http://schemas.microsoft.com/office/drawing/2016/5/11/chartex" xmlns:cx6="http://schemas.microsoft.com/office/drawing/2016/5/12/chartex" xmlns:cx7="http://schemas.microsoft.com/office/drawing/2016/5/13/chartex" xmlns:cx8="http://schemas.microsoft.com/office/drawing/2016/5/14/chartex" xmlns:mc="http://schemas.openxmlformats.org/markup-compatibility/2006" xmlns:m="http://schemas.openxmlformats.org/officeDocument/2006/math" xmlns:aink="http://schemas.microsoft.com/office/drawing/2016/ink" xmlns:am3d="http://schemas.microsoft.com/office/drawing/2017/model3d" xmlns:oel="http://schemas.microsoft.com/office/2019/extlst" xmlns:r="http://schemas.openxmlformats.org/officeDocument/2006/relationships" xmlns:wp14="http://schemas.microsoft.com/office/word/2010/wordprocessingDrawing" xmlns:wp="http://schemas.openxmlformats.org/drawingml/2006/wordprocessingDrawing" xmlns:wpg="http://schemas.microsoft.com/office/word/2010/wordprocessingGroup" xmlns:wpi="http://schemas.microsoft.com/office/word/2010/wordprocessingInk" xmlns:wps="http://schemas.microsoft.com/office/word/2010/wordprocessingShape" xmlns:o="urn:schemas-microsoft-com:office:office" xmlns:v="urn:schemas-microsoft-com:vml" xmlns:w10="urn:schemas-microsoft-com:office:word" xmlns:w="http://schemas.openxmlformats.org/wordprocessingml/2006/main" xmlns:w14="http://schemas.microsoft.com/office/word/2010/wordml" xmlns:w15="http://schemas.microsoft.com/office/word/2012/wordml" xmlns:w16cex="http://schemas.microsoft.com/office/word/2018/wordml/cex" xmlns:w16cid="http://schemas.microsoft.com/office/word/2016/wordml/cid" xmlns:w16="http://schemas.microsoft.com/office/word/2018/wordml" xmlns:w16sdtdh="http://schemas.microsoft.com/office/word/2020/wordml/sdtdatahash" xmlns:w16sdtfl="http://schemas.microsoft.com/office/word/2024/wordml/sdtformatlock" xmlns:w16se="http://schemas.microsoft.com/office/word/2015/wordml/symex" xmlns:w16du="http://schemas.microsoft.com/office/word/2023/wordml/word16du" xmlns:wne="http://schemas.microsoft.com/office/word/2006/wordml" mc:Ignorable="w14 w15 w16se w16cid w16 w16cex w16sdtdh w16sdtfl w16du wp14">
   <w:tbl>
     <w:tblPr>
       <w:tblStyle w:val="Tablanormal41"/>
@@ -7446,8 +8163,6 @@
           <w:r>
             <w:rPr>
               <w:rFonts w:eastAsia="Calibri" w:cs="Times New Roman"/>
-              <w:b w:val="0"/>
-              <w:bCs w:val="0"/>
               <w:noProof/>
             </w:rPr>
             <w:drawing>
@@ -7533,8 +8248,6 @@
           <w:r>
             <w:rPr>
               <w:rFonts w:ascii="Times New Roman" w:eastAsia="Calibri" w:hAnsi="Times New Roman" w:cs="Times New Roman"/>
-              <w:b w:val="0"/>
-              <w:bCs w:val="0"/>
               <w:noProof/>
               <w:color w:val="1F4E79"/>
               <w:sz w:val="18"/>
@@ -7603,14 +8316,14 @@
   </w:tbl>
   <w:p>
     <w:pPr>
-      <w:pStyle w:val="Header"/>
+      <w:pStyle w:val="Encabezado"/>
     </w:pPr>
   </w:p>
 </w:hdr>
 </file>
 
 <file path=word/numbering.xml><?xml version="1.0" encoding="utf-8"?>
-<w:numbering xmlns:wpc="http://schemas.microsoft.com/office/word/2010/wordprocessingCanvas" xmlns:cx="http://schemas.microsoft.com/office/drawing/2014/chartex" xmlns:cx1="http://schemas.microsoft.com/office/drawing/2015/9/8/chartex" xmlns:cx2="http://schemas.microsoft.com/office/drawing/2015/10/21/chartex" xmlns:cx3="http://schemas.microsoft.com/office/drawing/2016/5/9/chartex" xmlns:cx4="http://schemas.microsoft.com/office/drawing/2016/5/10/chartex" xmlns:cx5="http://schemas.microsoft.com/office/drawing/2016/5/11/chartex" xmlns:cx6="http://schemas.microsoft.com/office/drawing/2016/5/12/chartex" xmlns:cx7="http://schemas.microsoft.com/office/drawing/2016/5/13/chartex" xmlns:cx8="http://schemas.microsoft.com/office/drawing/2016/5/14/chartex" xmlns:mc="http://schemas.openxmlformats.org/markup-compatibility/2006" xmlns:aink="http://schemas.microsoft.com/office/drawing/2016/ink" xmlns:am3d="http://schemas.microsoft.com/office/drawing/2017/model3d" xmlns:o="urn:schemas-microsoft-com:office:office" xmlns:oel="http://schemas.microsoft.com/office/2019/extlst" xmlns:r="http://schemas.openxmlformats.org/officeDocument/2006/relationships" xmlns:m="http://schemas.openxmlformats.org/officeDocument/2006/math" xmlns:v="urn:schemas-microsoft-com:vml" xmlns:wp14="http://schemas.microsoft.com/office/word/2010/wordprocessingDrawing" xmlns:wp="http://schemas.openxmlformats.org/drawingml/2006/wordprocessingDrawing" xmlns:w10="urn:schemas-microsoft-com:office:word" xmlns:w="http://schemas.openxmlformats.org/wordprocessingml/2006/main" xmlns:w14="http://schemas.microsoft.com/office/word/2010/wordml" xmlns:w15="http://schemas.microsoft.com/office/word/2012/wordml" xmlns:w16cex="http://schemas.microsoft.com/office/word/2018/wordml/cex" xmlns:w16cid="http://schemas.microsoft.com/office/word/2016/wordml/cid" xmlns:w16="http://schemas.microsoft.com/office/word/2018/wordml" xmlns:w16du="http://schemas.microsoft.com/office/word/2023/wordml/word16du" xmlns:w16sdtdh="http://schemas.microsoft.com/office/word/2020/wordml/sdtdatahash" xmlns:w16sdtfl="http://schemas.microsoft.com/office/word/2024/wordml/sdtformatlock" xmlns:w16se="http://schemas.microsoft.com/office/word/2015/wordml/symex" xmlns:wpg="http://schemas.microsoft.com/office/word/2010/wordprocessingGroup" xmlns:wpi="http://schemas.microsoft.com/office/word/2010/wordprocessingInk" xmlns:wne="http://schemas.microsoft.com/office/word/2006/wordml" xmlns:wps="http://schemas.microsoft.com/office/word/2010/wordprocessingShape" mc:Ignorable="w14 w15 w16se w16cid w16 w16cex w16sdtdh w16sdtfl w16du wp14">
+<w:numbering xmlns:wpc="http://schemas.microsoft.com/office/word/2010/wordprocessingCanvas" xmlns:cx="http://schemas.microsoft.com/office/drawing/2014/chartex" xmlns:cx1="http://schemas.microsoft.com/office/drawing/2015/9/8/chartex" xmlns:cx2="http://schemas.microsoft.com/office/drawing/2015/10/21/chartex" xmlns:cx3="http://schemas.microsoft.com/office/drawing/2016/5/9/chartex" xmlns:cx4="http://schemas.microsoft.com/office/drawing/2016/5/10/chartex" xmlns:cx5="http://schemas.microsoft.com/office/drawing/2016/5/11/chartex" xmlns:cx6="http://schemas.microsoft.com/office/drawing/2016/5/12/chartex" xmlns:cx7="http://schemas.microsoft.com/office/drawing/2016/5/13/chartex" xmlns:cx8="http://schemas.microsoft.com/office/drawing/2016/5/14/chartex" xmlns:mc="http://schemas.openxmlformats.org/markup-compatibility/2006" xmlns:m="http://schemas.openxmlformats.org/officeDocument/2006/math" xmlns:aink="http://schemas.microsoft.com/office/drawing/2016/ink" xmlns:am3d="http://schemas.microsoft.com/office/drawing/2017/model3d" xmlns:oel="http://schemas.microsoft.com/office/2019/extlst" xmlns:r="http://schemas.openxmlformats.org/officeDocument/2006/relationships" xmlns:wp14="http://schemas.microsoft.com/office/word/2010/wordprocessingDrawing" xmlns:wp="http://schemas.openxmlformats.org/drawingml/2006/wordprocessingDrawing" xmlns:wpg="http://schemas.microsoft.com/office/word/2010/wordprocessingGroup" xmlns:wpi="http://schemas.microsoft.com/office/word/2010/wordprocessingInk" xmlns:wps="http://schemas.microsoft.com/office/word/2010/wordprocessingShape" xmlns:o="urn:schemas-microsoft-com:office:office" xmlns:v="urn:schemas-microsoft-com:vml" xmlns:w10="urn:schemas-microsoft-com:office:word" xmlns:w="http://schemas.openxmlformats.org/wordprocessingml/2006/main" xmlns:w14="http://schemas.microsoft.com/office/word/2010/wordml" xmlns:w15="http://schemas.microsoft.com/office/word/2012/wordml" xmlns:w16cex="http://schemas.microsoft.com/office/word/2018/wordml/cex" xmlns:w16cid="http://schemas.microsoft.com/office/word/2016/wordml/cid" xmlns:w16="http://schemas.microsoft.com/office/word/2018/wordml" xmlns:w16sdtdh="http://schemas.microsoft.com/office/word/2020/wordml/sdtdatahash" xmlns:w16sdtfl="http://schemas.microsoft.com/office/word/2024/wordml/sdtformatlock" xmlns:w16se="http://schemas.microsoft.com/office/word/2015/wordml/symex" xmlns:w16du="http://schemas.microsoft.com/office/word/2023/wordml/word16du" xmlns:wne="http://schemas.microsoft.com/office/word/2006/wordml" mc:Ignorable="w14 w15 w16se w16cid w16 w16cex w16sdtdh w16sdtfl w16du wp14">
   <w:abstractNum w:abstractNumId="0" w15:restartNumberingAfterBreak="0">
     <w:nsid w:val="0C7A4951"/>
     <w:multiLevelType w:val="multilevel"/>
@@ -7977,7 +8690,7 @@
 </file>
 
 <file path=word/styles.xml><?xml version="1.0" encoding="utf-8"?>
-<w:styles xmlns:mc="http://schemas.openxmlformats.org/markup-compatibility/2006" xmlns:r="http://schemas.openxmlformats.org/officeDocument/2006/relationships" xmlns:w="http://schemas.openxmlformats.org/wordprocessingml/2006/main" xmlns:w14="http://schemas.microsoft.com/office/word/2010/wordml" xmlns:w15="http://schemas.microsoft.com/office/word/2012/wordml" xmlns:w16cex="http://schemas.microsoft.com/office/word/2018/wordml/cex" xmlns:w16cid="http://schemas.microsoft.com/office/word/2016/wordml/cid" xmlns:w16="http://schemas.microsoft.com/office/word/2018/wordml" xmlns:w16du="http://schemas.microsoft.com/office/word/2023/wordml/word16du" xmlns:w16sdtdh="http://schemas.microsoft.com/office/word/2020/wordml/sdtdatahash" xmlns:w16sdtfl="http://schemas.microsoft.com/office/word/2024/wordml/sdtformatlock" xmlns:w16se="http://schemas.microsoft.com/office/word/2015/wordml/symex" mc:Ignorable="w14 w15 w16se w16cid w16 w16cex w16sdtdh w16sdtfl w16du">
+<w:styles xmlns:mc="http://schemas.openxmlformats.org/markup-compatibility/2006" xmlns:r="http://schemas.openxmlformats.org/officeDocument/2006/relationships" xmlns:w="http://schemas.openxmlformats.org/wordprocessingml/2006/main" xmlns:w14="http://schemas.microsoft.com/office/word/2010/wordml" xmlns:w15="http://schemas.microsoft.com/office/word/2012/wordml" xmlns:w16cex="http://schemas.microsoft.com/office/word/2018/wordml/cex" xmlns:w16cid="http://schemas.microsoft.com/office/word/2016/wordml/cid" xmlns:w16="http://schemas.microsoft.com/office/word/2018/wordml" xmlns:w16sdtdh="http://schemas.microsoft.com/office/word/2020/wordml/sdtdatahash" xmlns:w16sdtfl="http://schemas.microsoft.com/office/word/2024/wordml/sdtformatlock" xmlns:w16se="http://schemas.microsoft.com/office/word/2015/wordml/symex" xmlns:w16du="http://schemas.microsoft.com/office/word/2023/wordml/word16du" mc:Ignorable="w14 w15 w16se w16cid w16 w16cex w16sdtdh w16sdtfl w16du">
   <w:docDefaults>
     <w:rPrDefault>
       <w:rPr>
@@ -8378,13 +9091,13 @@
       <w:spacing w:after="160" w:line="259" w:lineRule="auto"/>
     </w:pPr>
   </w:style>
-  <w:style w:type="character" w:default="1" w:styleId="DefaultParagraphFont">
+  <w:style w:type="character" w:default="1" w:styleId="Fuentedeprrafopredeter">
     <w:name w:val="Default Paragraph Font"/>
     <w:uiPriority w:val="1"/>
     <w:semiHidden/>
     <w:unhideWhenUsed/>
   </w:style>
-  <w:style w:type="table" w:default="1" w:styleId="TableNormal">
+  <w:style w:type="table" w:default="1" w:styleId="Tablanormal">
     <w:name w:val="Normal Table"/>
     <w:uiPriority w:val="99"/>
     <w:semiHidden/>
@@ -8399,24 +9112,24 @@
       </w:tblCellMar>
     </w:tblPr>
   </w:style>
-  <w:style w:type="numbering" w:default="1" w:styleId="NoList">
+  <w:style w:type="numbering" w:default="1" w:styleId="Sinlista">
     <w:name w:val="No List"/>
     <w:uiPriority w:val="99"/>
     <w:semiHidden/>
     <w:unhideWhenUsed/>
   </w:style>
-  <w:style w:type="character" w:customStyle="1" w:styleId="HeaderChar">
-    <w:name w:val="Header Char"/>
-    <w:basedOn w:val="DefaultParagraphFont"/>
-    <w:link w:val="Header"/>
+  <w:style w:type="character" w:customStyle="1" w:styleId="EncabezadoCar">
+    <w:name w:val="Encabezado Car"/>
+    <w:basedOn w:val="Fuentedeprrafopredeter"/>
+    <w:link w:val="Encabezado"/>
     <w:uiPriority w:val="99"/>
     <w:qFormat/>
     <w:rsid w:val="00A81616"/>
   </w:style>
-  <w:style w:type="character" w:customStyle="1" w:styleId="FooterChar">
-    <w:name w:val="Footer Char"/>
-    <w:basedOn w:val="DefaultParagraphFont"/>
-    <w:link w:val="Footer"/>
+  <w:style w:type="character" w:customStyle="1" w:styleId="PiedepginaCar">
+    <w:name w:val="Pie de página Car"/>
+    <w:basedOn w:val="Fuentedeprrafopredeter"/>
+    <w:link w:val="Piedepgina"/>
     <w:uiPriority w:val="99"/>
     <w:qFormat/>
     <w:rsid w:val="00A81616"/>
@@ -8431,7 +9144,7 @@
   <w:style w:type="paragraph" w:customStyle="1" w:styleId="Heading">
     <w:name w:val="Heading"/>
     <w:basedOn w:val="Normal"/>
-    <w:next w:val="BodyText"/>
+    <w:next w:val="Textoindependiente"/>
     <w:qFormat/>
     <w:pPr>
       <w:keepNext/>
@@ -8443,21 +9156,21 @@
       <w:szCs w:val="28"/>
     </w:rPr>
   </w:style>
-  <w:style w:type="paragraph" w:styleId="BodyText">
+  <w:style w:type="paragraph" w:styleId="Textoindependiente">
     <w:name w:val="Body Text"/>
     <w:basedOn w:val="Normal"/>
     <w:pPr>
       <w:spacing w:after="140" w:line="276" w:lineRule="auto"/>
     </w:pPr>
   </w:style>
-  <w:style w:type="paragraph" w:styleId="List">
+  <w:style w:type="paragraph" w:styleId="Lista">
     <w:name w:val="List"/>
-    <w:basedOn w:val="BodyText"/>
+    <w:basedOn w:val="Textoindependiente"/>
     <w:rPr>
       <w:rFonts w:cs="Noto Sans Devanagari"/>
     </w:rPr>
   </w:style>
-  <w:style w:type="paragraph" w:styleId="Caption">
+  <w:style w:type="paragraph" w:styleId="Descripcin">
     <w:name w:val="caption"/>
     <w:basedOn w:val="Normal"/>
     <w:qFormat/>
@@ -8484,10 +9197,10 @@
       <w:rFonts w:cs="Arial Unicode MS"/>
     </w:rPr>
   </w:style>
-  <w:style w:type="paragraph" w:customStyle="1" w:styleId="Ttulo">
-    <w:name w:val="Título"/>
+  <w:style w:type="paragraph" w:customStyle="1" w:styleId="Ttulo1">
+    <w:name w:val="Título1"/>
     <w:basedOn w:val="Normal"/>
-    <w:next w:val="BodyText"/>
+    <w:next w:val="Textoindependiente"/>
     <w:qFormat/>
     <w:pPr>
       <w:keepNext/>
@@ -8536,10 +9249,10 @@
     <w:basedOn w:val="Normal"/>
     <w:qFormat/>
   </w:style>
-  <w:style w:type="paragraph" w:styleId="Header">
+  <w:style w:type="paragraph" w:styleId="Encabezado">
     <w:name w:val="header"/>
     <w:basedOn w:val="Normal"/>
-    <w:link w:val="HeaderChar"/>
+    <w:link w:val="EncabezadoCar"/>
     <w:uiPriority w:val="99"/>
     <w:unhideWhenUsed/>
     <w:rsid w:val="00A81616"/>
@@ -8551,10 +9264,10 @@
       <w:spacing w:after="0" w:line="240" w:lineRule="auto"/>
     </w:pPr>
   </w:style>
-  <w:style w:type="paragraph" w:styleId="Footer">
+  <w:style w:type="paragraph" w:styleId="Piedepgina">
     <w:name w:val="footer"/>
     <w:basedOn w:val="Normal"/>
-    <w:link w:val="FooterChar"/>
+    <w:link w:val="PiedepginaCar"/>
     <w:uiPriority w:val="99"/>
     <w:unhideWhenUsed/>
     <w:rsid w:val="00A81616"/>
@@ -8573,9 +9286,9 @@
     <w:unhideWhenUsed/>
     <w:qFormat/>
   </w:style>
-  <w:style w:type="table" w:styleId="TableGrid">
+  <w:style w:type="table" w:styleId="Tablaconcuadrcula">
     <w:name w:val="Table Grid"/>
-    <w:basedOn w:val="TableNormal"/>
+    <w:basedOn w:val="Tablanormal"/>
     <w:uiPriority w:val="39"/>
     <w:rsid w:val="00A81616"/>
     <w:tblPr>
@@ -8591,7 +9304,7 @@
   </w:style>
   <w:style w:type="table" w:customStyle="1" w:styleId="Tablaconcuadrcula1">
     <w:name w:val="Tabla con cuadrícula1"/>
-    <w:basedOn w:val="TableNormal"/>
+    <w:basedOn w:val="Tablanormal"/>
     <w:uiPriority w:val="39"/>
     <w:rsid w:val="00A81616"/>
     <w:tblPr>
@@ -8607,7 +9320,7 @@
   </w:style>
   <w:style w:type="table" w:customStyle="1" w:styleId="Tablaconcuadrcula2">
     <w:name w:val="Tabla con cuadrícula2"/>
-    <w:basedOn w:val="TableNormal"/>
+    <w:basedOn w:val="Tablanormal"/>
     <w:uiPriority w:val="39"/>
     <w:rsid w:val="00A81616"/>
     <w:tblPr>
@@ -8623,7 +9336,7 @@
   </w:style>
   <w:style w:type="table" w:customStyle="1" w:styleId="Tablaconcuadrcula3">
     <w:name w:val="Tabla con cuadrícula3"/>
-    <w:basedOn w:val="TableNormal"/>
+    <w:basedOn w:val="Tablanormal"/>
     <w:uiPriority w:val="39"/>
     <w:rsid w:val="0077760C"/>
     <w:tblPr>
@@ -8639,7 +9352,7 @@
   </w:style>
   <w:style w:type="table" w:customStyle="1" w:styleId="Tablanormal41">
     <w:name w:val="Tabla normal 41"/>
-    <w:basedOn w:val="TableNormal"/>
+    <w:basedOn w:val="Tablanormal"/>
     <w:uiPriority w:val="44"/>
     <w:rsid w:val="00615846"/>
     <w:tblPr>
@@ -8683,9 +9396,9 @@
       </w:tcPr>
     </w:tblStylePr>
   </w:style>
-  <w:style w:type="table" w:styleId="PlainTable4">
+  <w:style w:type="table" w:styleId="Tablanormal4">
     <w:name w:val="Plain Table 4"/>
-    <w:basedOn w:val="TableNormal"/>
+    <w:basedOn w:val="Tablanormal"/>
     <w:uiPriority w:val="44"/>
     <w:rsid w:val="00615846"/>
     <w:tblPr>
@@ -8916,16 +9629,6 @@
 </file>
 
 <file path=customXml/item2.xml><?xml version="1.0" encoding="utf-8"?>
-<p:properties xmlns:p="http://schemas.microsoft.com/office/2006/metadata/properties" xmlns:xsi="http://www.w3.org/2001/XMLSchema-instance" xmlns:pc="http://schemas.microsoft.com/office/infopath/2007/PartnerControls">
-  <documentManagement/>
-</p:properties>
-</file>
-
-<file path=customXml/item3.xml><?xml version="1.0" encoding="utf-8"?>
-<b:Sources xmlns:b="http://schemas.openxmlformats.org/officeDocument/2006/bibliography" xmlns="http://schemas.openxmlformats.org/officeDocument/2006/bibliography" SelectedStyle="\APASixthEditionOfficeOnline.xsl" StyleName="APA" Version="6"/>
-</file>
-
-<file path=customXml/item4.xml><?xml version="1.0" encoding="utf-8"?>
 <ct:contentTypeSchema xmlns:ct="http://schemas.microsoft.com/office/2006/metadata/contentType" xmlns:ma="http://schemas.microsoft.com/office/2006/metadata/properties/metaAttributes" ct:_="" ma:_="" ma:contentTypeName="Documento" ma:contentTypeID="0x0101005A9CDA2DC652254B91AC137BEEED88B3" ma:contentTypeVersion="8" ma:contentTypeDescription="Crear nuevo documento." ma:contentTypeScope="" ma:versionID="374a56e565d85f22d6681a4b60e3d67d">
   <xsd:schema xmlns:xsd="http://www.w3.org/2001/XMLSchema" xmlns:xs="http://www.w3.org/2001/XMLSchema" xmlns:p="http://schemas.microsoft.com/office/2006/metadata/properties" xmlns:ns2="8633255e-5d43-4b51-aebe-ecca89ab8cc9" targetNamespace="http://schemas.microsoft.com/office/2006/metadata/properties" ma:root="true" ma:fieldsID="394e2adb816fb07cf2ea48b6cfa73279" ns2:_="">
     <xsd:import namespace="8633255e-5d43-4b51-aebe-ecca89ab8cc9"/>
@@ -9095,6 +9798,16 @@
 </ct:contentTypeSchema>
 </file>
 
+<file path=customXml/item3.xml><?xml version="1.0" encoding="utf-8"?>
+<b:Sources xmlns:b="http://schemas.openxmlformats.org/officeDocument/2006/bibliography" xmlns="http://schemas.openxmlformats.org/officeDocument/2006/bibliography" SelectedStyle="\APASixthEditionOfficeOnline.xsl" StyleName="APA" Version="6"/>
+</file>
+
+<file path=customXml/item4.xml><?xml version="1.0" encoding="utf-8"?>
+<p:properties xmlns:p="http://schemas.microsoft.com/office/2006/metadata/properties" xmlns:xsi="http://www.w3.org/2001/XMLSchema-instance" xmlns:pc="http://schemas.microsoft.com/office/infopath/2007/PartnerControls">
+  <documentManagement/>
+</p:properties>
+</file>
+
 <file path=customXml/itemProps1.xml><?xml version="1.0" encoding="utf-8"?>
 <ds:datastoreItem xmlns:ds="http://schemas.openxmlformats.org/officeDocument/2006/customXml" ds:itemID="{555F2C47-5F19-4CA7-9DED-174B8A318B04}">
   <ds:schemaRefs>
@@ -9104,23 +9817,6 @@
 </file>
 
 <file path=customXml/itemProps2.xml><?xml version="1.0" encoding="utf-8"?>
-<ds:datastoreItem xmlns:ds="http://schemas.openxmlformats.org/officeDocument/2006/customXml" ds:itemID="{166E6774-7577-491A-8BE3-D7E6D301B939}">
-  <ds:schemaRefs>
-    <ds:schemaRef ds:uri="http://schemas.microsoft.com/office/2006/metadata/properties"/>
-    <ds:schemaRef ds:uri="http://schemas.microsoft.com/office/infopath/2007/PartnerControls"/>
-  </ds:schemaRefs>
-</ds:datastoreItem>
-</file>
-
-<file path=customXml/itemProps3.xml><?xml version="1.0" encoding="utf-8"?>
-<ds:datastoreItem xmlns:ds="http://schemas.openxmlformats.org/officeDocument/2006/customXml" ds:itemID="{EECA608F-EC49-44D8-B3FF-91398CE60F11}">
-  <ds:schemaRefs>
-    <ds:schemaRef ds:uri="http://schemas.openxmlformats.org/officeDocument/2006/bibliography"/>
-  </ds:schemaRefs>
-</ds:datastoreItem>
-</file>
-
-<file path=customXml/itemProps4.xml><?xml version="1.0" encoding="utf-8"?>
 <ds:datastoreItem xmlns:ds="http://schemas.openxmlformats.org/officeDocument/2006/customXml" ds:itemID="{50158C0E-7835-4760-B16C-ED1B099FDF92}">
   <ds:schemaRefs>
     <ds:schemaRef ds:uri="http://schemas.microsoft.com/office/2006/metadata/contentType"/>
@@ -9136,4 +9832,21 @@
     <ds:schemaRef ds:uri="http://schemas.microsoft.com/internal/obd"/>
   </ds:schemaRefs>
 </ds:datastoreItem>
+</file>
+
+<file path=customXml/itemProps3.xml><?xml version="1.0" encoding="utf-8"?>
+<ds:datastoreItem xmlns:ds="http://schemas.openxmlformats.org/officeDocument/2006/customXml" ds:itemID="{EECA608F-EC49-44D8-B3FF-91398CE60F11}">
+  <ds:schemaRefs>
+    <ds:schemaRef ds:uri="http://schemas.openxmlformats.org/officeDocument/2006/bibliography"/>
+  </ds:schemaRefs>
+</ds:datastoreItem>
+</file>
+
+<file path=customXml/itemProps4.xml><?xml version="1.0" encoding="utf-8"?>
+<ds:datastoreItem xmlns:ds="http://schemas.openxmlformats.org/officeDocument/2006/customXml" ds:itemID="{166E6774-7577-491A-8BE3-D7E6D301B939}">
+  <ds:schemaRefs>
+    <ds:schemaRef ds:uri="http://schemas.microsoft.com/office/2006/metadata/properties"/>
+    <ds:schemaRef ds:uri="http://schemas.microsoft.com/office/infopath/2007/PartnerControls"/>
+  </ds:schemaRefs>
+</ds:datastoreItem>
 </file>